--- a/data/03_investment_memo/investment_memo_10.docx
+++ b/data/03_investment_memo/investment_memo_10.docx
@@ -21,44 +21,33 @@
     <w:p>
       <w:r>
         <w:br/>
-        <w:t>风险管理部认为，云计算 行业仍然面临若干</w:t>
+        <w:t>从产业链角度看，云计算 行业主要由上游设备厂商、</w:t>
         <w:br/>
-        <w:t>不确定性因素，包括技术迭代风险、政策变化、</w:t>
+        <w:t>中游平台企业以及下游应用厂商组成。</w:t>
         <w:br/>
-        <w:t>以及市场竞争加剧等问题。</w:t>
+        <w:t>创联世纪信息有限公司 主要位于产业链的 下游 环节。</w:t>
         <w:br/>
       </w:r>
     </w:p>
     <w:p>
       <w:r>
         <w:br/>
-        <w:t>从产业链角度看，半导体 行业主要由上游设备厂商、</w:t>
+        <w:t>华辰资本旗下的 HC Alpha Growth Fund 在最近的资产配置会议中</w:t>
         <w:br/>
-        <w:t>中游平台企业以及下游应用厂商组成。</w:t>
+        <w:t>讨论了 人工智能 行业的投资机会，并对 巨奥传媒有限公司</w:t>
         <w:br/>
-        <w:t>鸿睿思博信息有限公司 主要位于产业链的 上游 环节。</w:t>
+        <w:t>进行了重点评估。</w:t>
         <w:br/>
       </w:r>
     </w:p>
     <w:p>
       <w:r>
         <w:br/>
-        <w:t>风险管理部认为，半导体 行业仍然面临若干</w:t>
+        <w:t>巨奥传媒有限公司 是中国 人工智能 行业的重要企业之一。</w:t>
         <w:br/>
-        <w:t>不确定性因素，包括技术迭代风险、政策变化、</w:t>
+        <w:t>根据华辰资本 风险管理部 的研究，该公司成立于 2018 年，</w:t>
         <w:br/>
-        <w:t>以及市场竞争加剧等问题。</w:t>
-        <w:br/>
-      </w:r>
-    </w:p>
-    <w:p>
-      <w:r>
-        <w:br/>
-        <w:t>和泰传媒有限公司 是中国 消费科技 行业的重要企业之一。</w:t>
-        <w:br/>
-        <w:t>根据华辰资本 量化研究部 的研究，该公司成立于 2020 年，</w:t>
-        <w:br/>
-        <w:t>目前员工规模约 7048 人。公司近年来持续加大研发投入，</w:t>
+        <w:t>目前员工规模约 5243 人。公司近年来持续加大研发投入，</w:t>
         <w:br/>
         <w:t>在核心技术方面形成了较强的竞争壁垒。</w:t>
         <w:br/>
@@ -67,11 +56,22 @@
     <w:p>
       <w:r>
         <w:br/>
-        <w:t>艾提科信科技有限公司 是中国 机器人 行业的重要企业之一。</w:t>
+        <w:t>华辰资本旗下的 HC Global Macro Fund 在最近的资产配置会议中</w:t>
         <w:br/>
-        <w:t>根据华辰资本 投资委员会 的研究，该公司成立于 2017 年，</w:t>
+        <w:t>讨论了 医疗科技 行业的投资机会，并对 华成育卓科技有限公司</w:t>
         <w:br/>
-        <w:t>目前员工规模约 324 人。公司近年来持续加大研发投入，</w:t>
+        <w:t>进行了重点评估。</w:t>
+        <w:br/>
+      </w:r>
+    </w:p>
+    <w:p>
+      <w:r>
+        <w:br/>
+        <w:t>昊嘉科技有限公司 是中国 医疗科技 行业的重要企业之一。</w:t>
+        <w:br/>
+        <w:t>根据华辰资本 量化研究部 的研究，该公司成立于 2006 年，</w:t>
+        <w:br/>
+        <w:t>目前员工规模约 7977 人。公司近年来持续加大研发投入，</w:t>
         <w:br/>
         <w:t>在核心技术方面形成了较强的竞争壁垒。</w:t>
         <w:br/>
@@ -80,9 +80,1544 @@
     <w:p>
       <w:r>
         <w:br/>
+        <w:t>信诚致远科技有限公司 是中国 云计算 行业的重要企业之一。</w:t>
+        <w:br/>
+        <w:t>根据华辰资本 资产配置委员会 的研究，该公司成立于 2014 年，</w:t>
+        <w:br/>
+        <w:t>目前员工规模约 1360 人。公司近年来持续加大研发投入，</w:t>
+        <w:br/>
+        <w:t>在核心技术方面形成了较强的竞争壁垒。</w:t>
+        <w:br/>
+      </w:r>
+    </w:p>
+    <w:p>
+      <w:r>
+        <w:br/>
+        <w:t>从产业链角度看，云计算 行业主要由上游设备厂商、</w:t>
+        <w:br/>
+        <w:t>中游平台企业以及下游应用厂商组成。</w:t>
+        <w:br/>
+        <w:t>泰麒麟网络有限公司 主要位于产业链的 上游 环节。</w:t>
+        <w:br/>
+      </w:r>
+    </w:p>
+    <w:p>
+      <w:r>
+        <w:br/>
+        <w:t>昂歌信息信息有限公司 是中国 消费科技 行业的重要企业之一。</w:t>
+        <w:br/>
+        <w:t>根据华辰资本 资产配置委员会 的研究，该公司成立于 2010 年，</w:t>
+        <w:br/>
+        <w:t>目前员工规模约 7892 人。公司近年来持续加大研发投入，</w:t>
+        <w:br/>
+        <w:t>在核心技术方面形成了较强的竞争壁垒。</w:t>
+        <w:br/>
+      </w:r>
+    </w:p>
+    <w:tbl>
+      <w:tblPr>
+        <w:tblW w:type="auto" w:w="0"/>
+        <w:tblLook w:firstColumn="1" w:firstRow="1" w:lastColumn="0" w:lastRow="0" w:noHBand="0" w:noVBand="1" w:val="04A0"/>
+      </w:tblPr>
+      <w:tblGrid>
+        <w:gridCol w:w="2160"/>
+        <w:gridCol w:w="2160"/>
+        <w:gridCol w:w="2160"/>
+        <w:gridCol w:w="2160"/>
+      </w:tblGrid>
+      <w:tr>
+        <w:tc>
+          <w:tcPr>
+            <w:tcW w:type="dxa" w:w="2160"/>
+          </w:tcPr>
+          <w:p>
+            <w:r>
+              <w:t>公司</w:t>
+            </w:r>
+          </w:p>
+        </w:tc>
+        <w:tc>
+          <w:tcPr>
+            <w:tcW w:type="dxa" w:w="2160"/>
+          </w:tcPr>
+          <w:p>
+            <w:r>
+              <w:t>行业</w:t>
+            </w:r>
+          </w:p>
+        </w:tc>
+        <w:tc>
+          <w:tcPr>
+            <w:tcW w:type="dxa" w:w="2160"/>
+          </w:tcPr>
+          <w:p>
+            <w:r>
+              <w:t>市值</w:t>
+            </w:r>
+          </w:p>
+        </w:tc>
+        <w:tc>
+          <w:tcPr>
+            <w:tcW w:type="dxa" w:w="2160"/>
+          </w:tcPr>
+          <w:p>
+            <w:r>
+              <w:t>增长率</w:t>
+            </w:r>
+          </w:p>
+        </w:tc>
+      </w:tr>
+      <w:tr>
+        <w:tc>
+          <w:tcPr>
+            <w:tcW w:type="dxa" w:w="2160"/>
+          </w:tcPr>
+          <w:p>
+            <w:r>
+              <w:t>浦华众城网络有限公司</w:t>
+            </w:r>
+          </w:p>
+        </w:tc>
+        <w:tc>
+          <w:tcPr>
+            <w:tcW w:type="dxa" w:w="2160"/>
+          </w:tcPr>
+          <w:p>
+            <w:r>
+              <w:t>新能源</w:t>
+            </w:r>
+          </w:p>
+        </w:tc>
+        <w:tc>
+          <w:tcPr>
+            <w:tcW w:type="dxa" w:w="2160"/>
+          </w:tcPr>
+          <w:p>
+            <w:r>
+              <w:t>672亿</w:t>
+            </w:r>
+          </w:p>
+        </w:tc>
+        <w:tc>
+          <w:tcPr>
+            <w:tcW w:type="dxa" w:w="2160"/>
+          </w:tcPr>
+          <w:p>
+            <w:r>
+              <w:t>26%</w:t>
+            </w:r>
+          </w:p>
+        </w:tc>
+      </w:tr>
+      <w:tr>
+        <w:tc>
+          <w:tcPr>
+            <w:tcW w:type="dxa" w:w="2160"/>
+          </w:tcPr>
+          <w:p>
+            <w:r>
+              <w:t>富罳网络有限公司</w:t>
+            </w:r>
+          </w:p>
+        </w:tc>
+        <w:tc>
+          <w:tcPr>
+            <w:tcW w:type="dxa" w:w="2160"/>
+          </w:tcPr>
+          <w:p>
+            <w:r>
+              <w:t>新能源</w:t>
+            </w:r>
+          </w:p>
+        </w:tc>
+        <w:tc>
+          <w:tcPr>
+            <w:tcW w:type="dxa" w:w="2160"/>
+          </w:tcPr>
+          <w:p>
+            <w:r>
+              <w:t>156亿</w:t>
+            </w:r>
+          </w:p>
+        </w:tc>
+        <w:tc>
+          <w:tcPr>
+            <w:tcW w:type="dxa" w:w="2160"/>
+          </w:tcPr>
+          <w:p>
+            <w:r>
+              <w:t>17%</w:t>
+            </w:r>
+          </w:p>
+        </w:tc>
+      </w:tr>
+      <w:tr>
+        <w:tc>
+          <w:tcPr>
+            <w:tcW w:type="dxa" w:w="2160"/>
+          </w:tcPr>
+          <w:p>
+            <w:r>
+              <w:t>方正科技信息有限公司</w:t>
+            </w:r>
+          </w:p>
+        </w:tc>
+        <w:tc>
+          <w:tcPr>
+            <w:tcW w:type="dxa" w:w="2160"/>
+          </w:tcPr>
+          <w:p>
+            <w:r>
+              <w:t>消费科技</w:t>
+            </w:r>
+          </w:p>
+        </w:tc>
+        <w:tc>
+          <w:tcPr>
+            <w:tcW w:type="dxa" w:w="2160"/>
+          </w:tcPr>
+          <w:p>
+            <w:r>
+              <w:t>675亿</w:t>
+            </w:r>
+          </w:p>
+        </w:tc>
+        <w:tc>
+          <w:tcPr>
+            <w:tcW w:type="dxa" w:w="2160"/>
+          </w:tcPr>
+          <w:p>
+            <w:r>
+              <w:t>12%</w:t>
+            </w:r>
+          </w:p>
+        </w:tc>
+      </w:tr>
+      <w:tr>
+        <w:tc>
+          <w:tcPr>
+            <w:tcW w:type="dxa" w:w="2160"/>
+          </w:tcPr>
+          <w:p>
+            <w:r>
+              <w:t>通际名联网络有限公司</w:t>
+            </w:r>
+          </w:p>
+        </w:tc>
+        <w:tc>
+          <w:tcPr>
+            <w:tcW w:type="dxa" w:w="2160"/>
+          </w:tcPr>
+          <w:p>
+            <w:r>
+              <w:t>机器人</w:t>
+            </w:r>
+          </w:p>
+        </w:tc>
+        <w:tc>
+          <w:tcPr>
+            <w:tcW w:type="dxa" w:w="2160"/>
+          </w:tcPr>
+          <w:p>
+            <w:r>
+              <w:t>656亿</w:t>
+            </w:r>
+          </w:p>
+        </w:tc>
+        <w:tc>
+          <w:tcPr>
+            <w:tcW w:type="dxa" w:w="2160"/>
+          </w:tcPr>
+          <w:p>
+            <w:r>
+              <w:t>10%</w:t>
+            </w:r>
+          </w:p>
+        </w:tc>
+      </w:tr>
+      <w:tr>
+        <w:tc>
+          <w:tcPr>
+            <w:tcW w:type="dxa" w:w="2160"/>
+          </w:tcPr>
+          <w:p>
+            <w:r>
+              <w:t>毕博诚信息有限公司</w:t>
+            </w:r>
+          </w:p>
+        </w:tc>
+        <w:tc>
+          <w:tcPr>
+            <w:tcW w:type="dxa" w:w="2160"/>
+          </w:tcPr>
+          <w:p>
+            <w:r>
+              <w:t>机器人</w:t>
+            </w:r>
+          </w:p>
+        </w:tc>
+        <w:tc>
+          <w:tcPr>
+            <w:tcW w:type="dxa" w:w="2160"/>
+          </w:tcPr>
+          <w:p>
+            <w:r>
+              <w:t>651亿</w:t>
+            </w:r>
+          </w:p>
+        </w:tc>
+        <w:tc>
+          <w:tcPr>
+            <w:tcW w:type="dxa" w:w="2160"/>
+          </w:tcPr>
+          <w:p>
+            <w:r>
+              <w:t>21%</w:t>
+            </w:r>
+          </w:p>
+        </w:tc>
+      </w:tr>
+      <w:tr>
+        <w:tc>
+          <w:tcPr>
+            <w:tcW w:type="dxa" w:w="2160"/>
+          </w:tcPr>
+          <w:p>
+            <w:r>
+              <w:t>天开科技有限公司</w:t>
+            </w:r>
+          </w:p>
+        </w:tc>
+        <w:tc>
+          <w:tcPr>
+            <w:tcW w:type="dxa" w:w="2160"/>
+          </w:tcPr>
+          <w:p>
+            <w:r>
+              <w:t>消费科技</w:t>
+            </w:r>
+          </w:p>
+        </w:tc>
+        <w:tc>
+          <w:tcPr>
+            <w:tcW w:type="dxa" w:w="2160"/>
+          </w:tcPr>
+          <w:p>
+            <w:r>
+              <w:t>508亿</w:t>
+            </w:r>
+          </w:p>
+        </w:tc>
+        <w:tc>
+          <w:tcPr>
+            <w:tcW w:type="dxa" w:w="2160"/>
+          </w:tcPr>
+          <w:p>
+            <w:r>
+              <w:t>17%</w:t>
+            </w:r>
+          </w:p>
+        </w:tc>
+      </w:tr>
+      <w:tr>
+        <w:tc>
+          <w:tcPr>
+            <w:tcW w:type="dxa" w:w="2160"/>
+          </w:tcPr>
+          <w:p>
+            <w:r>
+              <w:t>惠派国际公司科技有限公司</w:t>
+            </w:r>
+          </w:p>
+        </w:tc>
+        <w:tc>
+          <w:tcPr>
+            <w:tcW w:type="dxa" w:w="2160"/>
+          </w:tcPr>
+          <w:p>
+            <w:r>
+              <w:t>人工智能</w:t>
+            </w:r>
+          </w:p>
+        </w:tc>
+        <w:tc>
+          <w:tcPr>
+            <w:tcW w:type="dxa" w:w="2160"/>
+          </w:tcPr>
+          <w:p>
+            <w:r>
+              <w:t>683亿</w:t>
+            </w:r>
+          </w:p>
+        </w:tc>
+        <w:tc>
+          <w:tcPr>
+            <w:tcW w:type="dxa" w:w="2160"/>
+          </w:tcPr>
+          <w:p>
+            <w:r>
+              <w:t>10%</w:t>
+            </w:r>
+          </w:p>
+        </w:tc>
+      </w:tr>
+      <w:tr>
+        <w:tc>
+          <w:tcPr>
+            <w:tcW w:type="dxa" w:w="2160"/>
+          </w:tcPr>
+          <w:p>
+            <w:r>
+              <w:t>图龙信息传媒有限公司</w:t>
+            </w:r>
+          </w:p>
+        </w:tc>
+        <w:tc>
+          <w:tcPr>
+            <w:tcW w:type="dxa" w:w="2160"/>
+          </w:tcPr>
+          <w:p>
+            <w:r>
+              <w:t>机器人</w:t>
+            </w:r>
+          </w:p>
+        </w:tc>
+        <w:tc>
+          <w:tcPr>
+            <w:tcW w:type="dxa" w:w="2160"/>
+          </w:tcPr>
+          <w:p>
+            <w:r>
+              <w:t>773亿</w:t>
+            </w:r>
+          </w:p>
+        </w:tc>
+        <w:tc>
+          <w:tcPr>
+            <w:tcW w:type="dxa" w:w="2160"/>
+          </w:tcPr>
+          <w:p>
+            <w:r>
+              <w:t>17%</w:t>
+            </w:r>
+          </w:p>
+        </w:tc>
+      </w:tr>
+      <w:tr>
+        <w:tc>
+          <w:tcPr>
+            <w:tcW w:type="dxa" w:w="2160"/>
+          </w:tcPr>
+          <w:p>
+            <w:r>
+              <w:t>精芯信息有限公司</w:t>
+            </w:r>
+          </w:p>
+        </w:tc>
+        <w:tc>
+          <w:tcPr>
+            <w:tcW w:type="dxa" w:w="2160"/>
+          </w:tcPr>
+          <w:p>
+            <w:r>
+              <w:t>半导体</w:t>
+            </w:r>
+          </w:p>
+        </w:tc>
+        <w:tc>
+          <w:tcPr>
+            <w:tcW w:type="dxa" w:w="2160"/>
+          </w:tcPr>
+          <w:p>
+            <w:r>
+              <w:t>593亿</w:t>
+            </w:r>
+          </w:p>
+        </w:tc>
+        <w:tc>
+          <w:tcPr>
+            <w:tcW w:type="dxa" w:w="2160"/>
+          </w:tcPr>
+          <w:p>
+            <w:r>
+              <w:t>7%</w:t>
+            </w:r>
+          </w:p>
+        </w:tc>
+      </w:tr>
+      <w:tr>
+        <w:tc>
+          <w:tcPr>
+            <w:tcW w:type="dxa" w:w="2160"/>
+          </w:tcPr>
+          <w:p>
+            <w:r>
+              <w:t>明腾传媒有限公司</w:t>
+            </w:r>
+          </w:p>
+        </w:tc>
+        <w:tc>
+          <w:tcPr>
+            <w:tcW w:type="dxa" w:w="2160"/>
+          </w:tcPr>
+          <w:p>
+            <w:r>
+              <w:t>人工智能</w:t>
+            </w:r>
+          </w:p>
+        </w:tc>
+        <w:tc>
+          <w:tcPr>
+            <w:tcW w:type="dxa" w:w="2160"/>
+          </w:tcPr>
+          <w:p>
+            <w:r>
+              <w:t>363亿</w:t>
+            </w:r>
+          </w:p>
+        </w:tc>
+        <w:tc>
+          <w:tcPr>
+            <w:tcW w:type="dxa" w:w="2160"/>
+          </w:tcPr>
+          <w:p>
+            <w:r>
+              <w:t>27%</w:t>
+            </w:r>
+          </w:p>
+        </w:tc>
+      </w:tr>
+      <w:tr>
+        <w:tc>
+          <w:tcPr>
+            <w:tcW w:type="dxa" w:w="2160"/>
+          </w:tcPr>
+          <w:p>
+            <w:r>
+              <w:t>华泰通安网络有限公司</w:t>
+            </w:r>
+          </w:p>
+        </w:tc>
+        <w:tc>
+          <w:tcPr>
+            <w:tcW w:type="dxa" w:w="2160"/>
+          </w:tcPr>
+          <w:p>
+            <w:r>
+              <w:t>半导体</w:t>
+            </w:r>
+          </w:p>
+        </w:tc>
+        <w:tc>
+          <w:tcPr>
+            <w:tcW w:type="dxa" w:w="2160"/>
+          </w:tcPr>
+          <w:p>
+            <w:r>
+              <w:t>339亿</w:t>
+            </w:r>
+          </w:p>
+        </w:tc>
+        <w:tc>
+          <w:tcPr>
+            <w:tcW w:type="dxa" w:w="2160"/>
+          </w:tcPr>
+          <w:p>
+            <w:r>
+              <w:t>13%</w:t>
+            </w:r>
+          </w:p>
+        </w:tc>
+      </w:tr>
+      <w:tr>
+        <w:tc>
+          <w:tcPr>
+            <w:tcW w:type="dxa" w:w="2160"/>
+          </w:tcPr>
+          <w:p>
+            <w:r>
+              <w:t>精芯信息有限公司</w:t>
+            </w:r>
+          </w:p>
+        </w:tc>
+        <w:tc>
+          <w:tcPr>
+            <w:tcW w:type="dxa" w:w="2160"/>
+          </w:tcPr>
+          <w:p>
+            <w:r>
+              <w:t>半导体</w:t>
+            </w:r>
+          </w:p>
+        </w:tc>
+        <w:tc>
+          <w:tcPr>
+            <w:tcW w:type="dxa" w:w="2160"/>
+          </w:tcPr>
+          <w:p>
+            <w:r>
+              <w:t>631亿</w:t>
+            </w:r>
+          </w:p>
+        </w:tc>
+        <w:tc>
+          <w:tcPr>
+            <w:tcW w:type="dxa" w:w="2160"/>
+          </w:tcPr>
+          <w:p>
+            <w:r>
+              <w:t>20%</w:t>
+            </w:r>
+          </w:p>
+        </w:tc>
+      </w:tr>
+      <w:tr>
+        <w:tc>
+          <w:tcPr>
+            <w:tcW w:type="dxa" w:w="2160"/>
+          </w:tcPr>
+          <w:p>
+            <w:r>
+              <w:t>惠派国际公司科技有限公司</w:t>
+            </w:r>
+          </w:p>
+        </w:tc>
+        <w:tc>
+          <w:tcPr>
+            <w:tcW w:type="dxa" w:w="2160"/>
+          </w:tcPr>
+          <w:p>
+            <w:r>
+              <w:t>人工智能</w:t>
+            </w:r>
+          </w:p>
+        </w:tc>
+        <w:tc>
+          <w:tcPr>
+            <w:tcW w:type="dxa" w:w="2160"/>
+          </w:tcPr>
+          <w:p>
+            <w:r>
+              <w:t>608亿</w:t>
+            </w:r>
+          </w:p>
+        </w:tc>
+        <w:tc>
+          <w:tcPr>
+            <w:tcW w:type="dxa" w:w="2160"/>
+          </w:tcPr>
+          <w:p>
+            <w:r>
+              <w:t>20%</w:t>
+            </w:r>
+          </w:p>
+        </w:tc>
+      </w:tr>
+      <w:tr>
+        <w:tc>
+          <w:tcPr>
+            <w:tcW w:type="dxa" w:w="2160"/>
+          </w:tcPr>
+          <w:p>
+            <w:r>
+              <w:t>联通时科传媒有限公司</w:t>
+            </w:r>
+          </w:p>
+        </w:tc>
+        <w:tc>
+          <w:tcPr>
+            <w:tcW w:type="dxa" w:w="2160"/>
+          </w:tcPr>
+          <w:p>
+            <w:r>
+              <w:t>消费科技</w:t>
+            </w:r>
+          </w:p>
+        </w:tc>
+        <w:tc>
+          <w:tcPr>
+            <w:tcW w:type="dxa" w:w="2160"/>
+          </w:tcPr>
+          <w:p>
+            <w:r>
+              <w:t>359亿</w:t>
+            </w:r>
+          </w:p>
+        </w:tc>
+        <w:tc>
+          <w:tcPr>
+            <w:tcW w:type="dxa" w:w="2160"/>
+          </w:tcPr>
+          <w:p>
+            <w:r>
+              <w:t>28%</w:t>
+            </w:r>
+          </w:p>
+        </w:tc>
+      </w:tr>
+      <w:tr>
+        <w:tc>
+          <w:tcPr>
+            <w:tcW w:type="dxa" w:w="2160"/>
+          </w:tcPr>
+          <w:p>
+            <w:r>
+              <w:t>联软网络有限公司</w:t>
+            </w:r>
+          </w:p>
+        </w:tc>
+        <w:tc>
+          <w:tcPr>
+            <w:tcW w:type="dxa" w:w="2160"/>
+          </w:tcPr>
+          <w:p>
+            <w:r>
+              <w:t>半导体</w:t>
+            </w:r>
+          </w:p>
+        </w:tc>
+        <w:tc>
+          <w:tcPr>
+            <w:tcW w:type="dxa" w:w="2160"/>
+          </w:tcPr>
+          <w:p>
+            <w:r>
+              <w:t>408亿</w:t>
+            </w:r>
+          </w:p>
+        </w:tc>
+        <w:tc>
+          <w:tcPr>
+            <w:tcW w:type="dxa" w:w="2160"/>
+          </w:tcPr>
+          <w:p>
+            <w:r>
+              <w:t>30%</w:t>
+            </w:r>
+          </w:p>
+        </w:tc>
+      </w:tr>
+    </w:tbl>
+    <w:p>
+      <w:pPr>
+        <w:pStyle w:val="Heading1"/>
+      </w:pPr>
+      <w:r>
+        <w:t>行业分析 2</w:t>
+      </w:r>
+    </w:p>
+    <w:p>
+      <w:r>
+        <w:br/>
+        <w:t>根据内部财务模型测算，惠派国际公司科技有限公司 在未来三年</w:t>
+        <w:br/>
+        <w:t>收入复合增长率预计可达到 22% 左右。</w:t>
+        <w:br/>
+        <w:t>该预测基于行业需求增长以及公司产能扩张计划。</w:t>
+        <w:br/>
+      </w:r>
+    </w:p>
+    <w:p>
+      <w:r>
+        <w:br/>
+        <w:t>从产业链角度看，消费科技 行业主要由上游设备厂商、</w:t>
+        <w:br/>
+        <w:t>中游平台企业以及下游应用厂商组成。</w:t>
+        <w:br/>
+        <w:t>联软科技有限公司 主要位于产业链的 中游 环节。</w:t>
+        <w:br/>
+      </w:r>
+    </w:p>
+    <w:p>
+      <w:r>
+        <w:br/>
         <w:t>华辰资本旗下的 HC Alpha Growth Fund 在最近的资产配置会议中</w:t>
         <w:br/>
-        <w:t>讨论了 云计算 行业的投资机会，并对 精芯科技有限公司</w:t>
+        <w:t>讨论了 人工智能 行业的投资机会，并对 华成育卓传媒有限公司</w:t>
+        <w:br/>
+        <w:t>进行了重点评估。</w:t>
+        <w:br/>
+      </w:r>
+    </w:p>
+    <w:p>
+      <w:r>
+        <w:br/>
+        <w:t>巨奥传媒有限公司 是中国 人工智能 行业的重要企业之一。</w:t>
+        <w:br/>
+        <w:t>根据华辰资本 投资策略部 的研究，该公司成立于 2018 年，</w:t>
+        <w:br/>
+        <w:t>目前员工规模约 5243 人。公司近年来持续加大研发投入，</w:t>
+        <w:br/>
+        <w:t>在核心技术方面形成了较强的竞争壁垒。</w:t>
+        <w:br/>
+      </w:r>
+    </w:p>
+    <w:p>
+      <w:r>
+        <w:br/>
+        <w:t>根据内部财务模型测算，联软网络有限公司 在未来三年</w:t>
+        <w:br/>
+        <w:t>收入复合增长率预计可达到 28% 左右。</w:t>
+        <w:br/>
+        <w:t>该预测基于行业需求增长以及公司产能扩张计划。</w:t>
+        <w:br/>
+      </w:r>
+    </w:p>
+    <w:p>
+      <w:r>
+        <w:br/>
+        <w:t>根据内部财务模型测算，飞利信科技有限公司 在未来三年</w:t>
+        <w:br/>
+        <w:t>收入复合增长率预计可达到 30% 左右。</w:t>
+        <w:br/>
+        <w:t>该预测基于行业需求增长以及公司产能扩张计划。</w:t>
+        <w:br/>
+      </w:r>
+    </w:p>
+    <w:p>
+      <w:r>
+        <w:br/>
+        <w:t>根据内部财务模型测算，泰麒麟网络有限公司 在未来三年</w:t>
+        <w:br/>
+        <w:t>收入复合增长率预计可达到 16% 左右。</w:t>
+        <w:br/>
+        <w:t>该预测基于行业需求增长以及公司产能扩张计划。</w:t>
+        <w:br/>
+      </w:r>
+    </w:p>
+    <w:p>
+      <w:r>
+        <w:br/>
+        <w:t>根据内部财务模型测算，创汇传媒有限公司 在未来三年</w:t>
+        <w:br/>
+        <w:t>收入复合增长率预计可达到 26% 左右。</w:t>
+        <w:br/>
+        <w:t>该预测基于行业需求增长以及公司产能扩张计划。</w:t>
+        <w:br/>
+      </w:r>
+    </w:p>
+    <w:tbl>
+      <w:tblPr>
+        <w:tblW w:type="auto" w:w="0"/>
+        <w:tblLook w:firstColumn="1" w:firstRow="1" w:lastColumn="0" w:lastRow="0" w:noHBand="0" w:noVBand="1" w:val="04A0"/>
+      </w:tblPr>
+      <w:tblGrid>
+        <w:gridCol w:w="2160"/>
+        <w:gridCol w:w="2160"/>
+        <w:gridCol w:w="2160"/>
+        <w:gridCol w:w="2160"/>
+      </w:tblGrid>
+      <w:tr>
+        <w:tc>
+          <w:tcPr>
+            <w:tcW w:type="dxa" w:w="2160"/>
+          </w:tcPr>
+          <w:p>
+            <w:r>
+              <w:t>公司</w:t>
+            </w:r>
+          </w:p>
+        </w:tc>
+        <w:tc>
+          <w:tcPr>
+            <w:tcW w:type="dxa" w:w="2160"/>
+          </w:tcPr>
+          <w:p>
+            <w:r>
+              <w:t>行业</w:t>
+            </w:r>
+          </w:p>
+        </w:tc>
+        <w:tc>
+          <w:tcPr>
+            <w:tcW w:type="dxa" w:w="2160"/>
+          </w:tcPr>
+          <w:p>
+            <w:r>
+              <w:t>市值</w:t>
+            </w:r>
+          </w:p>
+        </w:tc>
+        <w:tc>
+          <w:tcPr>
+            <w:tcW w:type="dxa" w:w="2160"/>
+          </w:tcPr>
+          <w:p>
+            <w:r>
+              <w:t>增长率</w:t>
+            </w:r>
+          </w:p>
+        </w:tc>
+      </w:tr>
+      <w:tr>
+        <w:tc>
+          <w:tcPr>
+            <w:tcW w:type="dxa" w:w="2160"/>
+          </w:tcPr>
+          <w:p>
+            <w:r>
+              <w:t>良诺科技有限公司</w:t>
+            </w:r>
+          </w:p>
+        </w:tc>
+        <w:tc>
+          <w:tcPr>
+            <w:tcW w:type="dxa" w:w="2160"/>
+          </w:tcPr>
+          <w:p>
+            <w:r>
+              <w:t>云计算</w:t>
+            </w:r>
+          </w:p>
+        </w:tc>
+        <w:tc>
+          <w:tcPr>
+            <w:tcW w:type="dxa" w:w="2160"/>
+          </w:tcPr>
+          <w:p>
+            <w:r>
+              <w:t>136亿</w:t>
+            </w:r>
+          </w:p>
+        </w:tc>
+        <w:tc>
+          <w:tcPr>
+            <w:tcW w:type="dxa" w:w="2160"/>
+          </w:tcPr>
+          <w:p>
+            <w:r>
+              <w:t>27%</w:t>
+            </w:r>
+          </w:p>
+        </w:tc>
+      </w:tr>
+      <w:tr>
+        <w:tc>
+          <w:tcPr>
+            <w:tcW w:type="dxa" w:w="2160"/>
+          </w:tcPr>
+          <w:p>
+            <w:r>
+              <w:t>良诺科技有限公司</w:t>
+            </w:r>
+          </w:p>
+        </w:tc>
+        <w:tc>
+          <w:tcPr>
+            <w:tcW w:type="dxa" w:w="2160"/>
+          </w:tcPr>
+          <w:p>
+            <w:r>
+              <w:t>云计算</w:t>
+            </w:r>
+          </w:p>
+        </w:tc>
+        <w:tc>
+          <w:tcPr>
+            <w:tcW w:type="dxa" w:w="2160"/>
+          </w:tcPr>
+          <w:p>
+            <w:r>
+              <w:t>201亿</w:t>
+            </w:r>
+          </w:p>
+        </w:tc>
+        <w:tc>
+          <w:tcPr>
+            <w:tcW w:type="dxa" w:w="2160"/>
+          </w:tcPr>
+          <w:p>
+            <w:r>
+              <w:t>5%</w:t>
+            </w:r>
+          </w:p>
+        </w:tc>
+      </w:tr>
+      <w:tr>
+        <w:tc>
+          <w:tcPr>
+            <w:tcW w:type="dxa" w:w="2160"/>
+          </w:tcPr>
+          <w:p>
+            <w:r>
+              <w:t>昊嘉科技有限公司</w:t>
+            </w:r>
+          </w:p>
+        </w:tc>
+        <w:tc>
+          <w:tcPr>
+            <w:tcW w:type="dxa" w:w="2160"/>
+          </w:tcPr>
+          <w:p>
+            <w:r>
+              <w:t>医疗科技</w:t>
+            </w:r>
+          </w:p>
+        </w:tc>
+        <w:tc>
+          <w:tcPr>
+            <w:tcW w:type="dxa" w:w="2160"/>
+          </w:tcPr>
+          <w:p>
+            <w:r>
+              <w:t>566亿</w:t>
+            </w:r>
+          </w:p>
+        </w:tc>
+        <w:tc>
+          <w:tcPr>
+            <w:tcW w:type="dxa" w:w="2160"/>
+          </w:tcPr>
+          <w:p>
+            <w:r>
+              <w:t>9%</w:t>
+            </w:r>
+          </w:p>
+        </w:tc>
+      </w:tr>
+      <w:tr>
+        <w:tc>
+          <w:tcPr>
+            <w:tcW w:type="dxa" w:w="2160"/>
+          </w:tcPr>
+          <w:p>
+            <w:r>
+              <w:t>昂歌信息信息有限公司</w:t>
+            </w:r>
+          </w:p>
+        </w:tc>
+        <w:tc>
+          <w:tcPr>
+            <w:tcW w:type="dxa" w:w="2160"/>
+          </w:tcPr>
+          <w:p>
+            <w:r>
+              <w:t>消费科技</w:t>
+            </w:r>
+          </w:p>
+        </w:tc>
+        <w:tc>
+          <w:tcPr>
+            <w:tcW w:type="dxa" w:w="2160"/>
+          </w:tcPr>
+          <w:p>
+            <w:r>
+              <w:t>200亿</w:t>
+            </w:r>
+          </w:p>
+        </w:tc>
+        <w:tc>
+          <w:tcPr>
+            <w:tcW w:type="dxa" w:w="2160"/>
+          </w:tcPr>
+          <w:p>
+            <w:r>
+              <w:t>14%</w:t>
+            </w:r>
+          </w:p>
+        </w:tc>
+      </w:tr>
+      <w:tr>
+        <w:tc>
+          <w:tcPr>
+            <w:tcW w:type="dxa" w:w="2160"/>
+          </w:tcPr>
+          <w:p>
+            <w:r>
+              <w:t>联软科技有限公司</w:t>
+            </w:r>
+          </w:p>
+        </w:tc>
+        <w:tc>
+          <w:tcPr>
+            <w:tcW w:type="dxa" w:w="2160"/>
+          </w:tcPr>
+          <w:p>
+            <w:r>
+              <w:t>消费科技</w:t>
+            </w:r>
+          </w:p>
+        </w:tc>
+        <w:tc>
+          <w:tcPr>
+            <w:tcW w:type="dxa" w:w="2160"/>
+          </w:tcPr>
+          <w:p>
+            <w:r>
+              <w:t>254亿</w:t>
+            </w:r>
+          </w:p>
+        </w:tc>
+        <w:tc>
+          <w:tcPr>
+            <w:tcW w:type="dxa" w:w="2160"/>
+          </w:tcPr>
+          <w:p>
+            <w:r>
+              <w:t>9%</w:t>
+            </w:r>
+          </w:p>
+        </w:tc>
+      </w:tr>
+      <w:tr>
+        <w:tc>
+          <w:tcPr>
+            <w:tcW w:type="dxa" w:w="2160"/>
+          </w:tcPr>
+          <w:p>
+            <w:r>
+              <w:t>飞海科技传媒有限公司</w:t>
+            </w:r>
+          </w:p>
+        </w:tc>
+        <w:tc>
+          <w:tcPr>
+            <w:tcW w:type="dxa" w:w="2160"/>
+          </w:tcPr>
+          <w:p>
+            <w:r>
+              <w:t>消费科技</w:t>
+            </w:r>
+          </w:p>
+        </w:tc>
+        <w:tc>
+          <w:tcPr>
+            <w:tcW w:type="dxa" w:w="2160"/>
+          </w:tcPr>
+          <w:p>
+            <w:r>
+              <w:t>133亿</w:t>
+            </w:r>
+          </w:p>
+        </w:tc>
+        <w:tc>
+          <w:tcPr>
+            <w:tcW w:type="dxa" w:w="2160"/>
+          </w:tcPr>
+          <w:p>
+            <w:r>
+              <w:t>13%</w:t>
+            </w:r>
+          </w:p>
+        </w:tc>
+      </w:tr>
+      <w:tr>
+        <w:tc>
+          <w:tcPr>
+            <w:tcW w:type="dxa" w:w="2160"/>
+          </w:tcPr>
+          <w:p>
+            <w:r>
+              <w:t>创汇传媒有限公司</w:t>
+            </w:r>
+          </w:p>
+        </w:tc>
+        <w:tc>
+          <w:tcPr>
+            <w:tcW w:type="dxa" w:w="2160"/>
+          </w:tcPr>
+          <w:p>
+            <w:r>
+              <w:t>新能源</w:t>
+            </w:r>
+          </w:p>
+        </w:tc>
+        <w:tc>
+          <w:tcPr>
+            <w:tcW w:type="dxa" w:w="2160"/>
+          </w:tcPr>
+          <w:p>
+            <w:r>
+              <w:t>351亿</w:t>
+            </w:r>
+          </w:p>
+        </w:tc>
+        <w:tc>
+          <w:tcPr>
+            <w:tcW w:type="dxa" w:w="2160"/>
+          </w:tcPr>
+          <w:p>
+            <w:r>
+              <w:t>10%</w:t>
+            </w:r>
+          </w:p>
+        </w:tc>
+      </w:tr>
+      <w:tr>
+        <w:tc>
+          <w:tcPr>
+            <w:tcW w:type="dxa" w:w="2160"/>
+          </w:tcPr>
+          <w:p>
+            <w:r>
+              <w:t>毕博诚信息有限公司</w:t>
+            </w:r>
+          </w:p>
+        </w:tc>
+        <w:tc>
+          <w:tcPr>
+            <w:tcW w:type="dxa" w:w="2160"/>
+          </w:tcPr>
+          <w:p>
+            <w:r>
+              <w:t>机器人</w:t>
+            </w:r>
+          </w:p>
+        </w:tc>
+        <w:tc>
+          <w:tcPr>
+            <w:tcW w:type="dxa" w:w="2160"/>
+          </w:tcPr>
+          <w:p>
+            <w:r>
+              <w:t>432亿</w:t>
+            </w:r>
+          </w:p>
+        </w:tc>
+        <w:tc>
+          <w:tcPr>
+            <w:tcW w:type="dxa" w:w="2160"/>
+          </w:tcPr>
+          <w:p>
+            <w:r>
+              <w:t>26%</w:t>
+            </w:r>
+          </w:p>
+        </w:tc>
+      </w:tr>
+      <w:tr>
+        <w:tc>
+          <w:tcPr>
+            <w:tcW w:type="dxa" w:w="2160"/>
+          </w:tcPr>
+          <w:p>
+            <w:r>
+              <w:t>昊嘉科技有限公司</w:t>
+            </w:r>
+          </w:p>
+        </w:tc>
+        <w:tc>
+          <w:tcPr>
+            <w:tcW w:type="dxa" w:w="2160"/>
+          </w:tcPr>
+          <w:p>
+            <w:r>
+              <w:t>医疗科技</w:t>
+            </w:r>
+          </w:p>
+        </w:tc>
+        <w:tc>
+          <w:tcPr>
+            <w:tcW w:type="dxa" w:w="2160"/>
+          </w:tcPr>
+          <w:p>
+            <w:r>
+              <w:t>342亿</w:t>
+            </w:r>
+          </w:p>
+        </w:tc>
+        <w:tc>
+          <w:tcPr>
+            <w:tcW w:type="dxa" w:w="2160"/>
+          </w:tcPr>
+          <w:p>
+            <w:r>
+              <w:t>25%</w:t>
+            </w:r>
+          </w:p>
+        </w:tc>
+      </w:tr>
+      <w:tr>
+        <w:tc>
+          <w:tcPr>
+            <w:tcW w:type="dxa" w:w="2160"/>
+          </w:tcPr>
+          <w:p>
+            <w:r>
+              <w:t>毕博诚信息有限公司</w:t>
+            </w:r>
+          </w:p>
+        </w:tc>
+        <w:tc>
+          <w:tcPr>
+            <w:tcW w:type="dxa" w:w="2160"/>
+          </w:tcPr>
+          <w:p>
+            <w:r>
+              <w:t>机器人</w:t>
+            </w:r>
+          </w:p>
+        </w:tc>
+        <w:tc>
+          <w:tcPr>
+            <w:tcW w:type="dxa" w:w="2160"/>
+          </w:tcPr>
+          <w:p>
+            <w:r>
+              <w:t>164亿</w:t>
+            </w:r>
+          </w:p>
+        </w:tc>
+        <w:tc>
+          <w:tcPr>
+            <w:tcW w:type="dxa" w:w="2160"/>
+          </w:tcPr>
+          <w:p>
+            <w:r>
+              <w:t>6%</w:t>
+            </w:r>
+          </w:p>
+        </w:tc>
+      </w:tr>
+      <w:tr>
+        <w:tc>
+          <w:tcPr>
+            <w:tcW w:type="dxa" w:w="2160"/>
+          </w:tcPr>
+          <w:p>
+            <w:r>
+              <w:t>毕博诚信息有限公司</w:t>
+            </w:r>
+          </w:p>
+        </w:tc>
+        <w:tc>
+          <w:tcPr>
+            <w:tcW w:type="dxa" w:w="2160"/>
+          </w:tcPr>
+          <w:p>
+            <w:r>
+              <w:t>机器人</w:t>
+            </w:r>
+          </w:p>
+        </w:tc>
+        <w:tc>
+          <w:tcPr>
+            <w:tcW w:type="dxa" w:w="2160"/>
+          </w:tcPr>
+          <w:p>
+            <w:r>
+              <w:t>471亿</w:t>
+            </w:r>
+          </w:p>
+        </w:tc>
+        <w:tc>
+          <w:tcPr>
+            <w:tcW w:type="dxa" w:w="2160"/>
+          </w:tcPr>
+          <w:p>
+            <w:r>
+              <w:t>27%</w:t>
+            </w:r>
+          </w:p>
+        </w:tc>
+      </w:tr>
+      <w:tr>
+        <w:tc>
+          <w:tcPr>
+            <w:tcW w:type="dxa" w:w="2160"/>
+          </w:tcPr>
+          <w:p>
+            <w:r>
+              <w:t>九方传媒有限公司</w:t>
+            </w:r>
+          </w:p>
+        </w:tc>
+        <w:tc>
+          <w:tcPr>
+            <w:tcW w:type="dxa" w:w="2160"/>
+          </w:tcPr>
+          <w:p>
+            <w:r>
+              <w:t>医疗科技</w:t>
+            </w:r>
+          </w:p>
+        </w:tc>
+        <w:tc>
+          <w:tcPr>
+            <w:tcW w:type="dxa" w:w="2160"/>
+          </w:tcPr>
+          <w:p>
+            <w:r>
+              <w:t>792亿</w:t>
+            </w:r>
+          </w:p>
+        </w:tc>
+        <w:tc>
+          <w:tcPr>
+            <w:tcW w:type="dxa" w:w="2160"/>
+          </w:tcPr>
+          <w:p>
+            <w:r>
+              <w:t>22%</w:t>
+            </w:r>
+          </w:p>
+        </w:tc>
+      </w:tr>
+      <w:tr>
+        <w:tc>
+          <w:tcPr>
+            <w:tcW w:type="dxa" w:w="2160"/>
+          </w:tcPr>
+          <w:p>
+            <w:r>
+              <w:t>艾提科信科技有限公司</w:t>
+            </w:r>
+          </w:p>
+        </w:tc>
+        <w:tc>
+          <w:tcPr>
+            <w:tcW w:type="dxa" w:w="2160"/>
+          </w:tcPr>
+          <w:p>
+            <w:r>
+              <w:t>云计算</w:t>
+            </w:r>
+          </w:p>
+        </w:tc>
+        <w:tc>
+          <w:tcPr>
+            <w:tcW w:type="dxa" w:w="2160"/>
+          </w:tcPr>
+          <w:p>
+            <w:r>
+              <w:t>327亿</w:t>
+            </w:r>
+          </w:p>
+        </w:tc>
+        <w:tc>
+          <w:tcPr>
+            <w:tcW w:type="dxa" w:w="2160"/>
+          </w:tcPr>
+          <w:p>
+            <w:r>
+              <w:t>13%</w:t>
+            </w:r>
+          </w:p>
+        </w:tc>
+      </w:tr>
+      <w:tr>
+        <w:tc>
+          <w:tcPr>
+            <w:tcW w:type="dxa" w:w="2160"/>
+          </w:tcPr>
+          <w:p>
+            <w:r>
+              <w:t>信诚致远网络有限公司</w:t>
+            </w:r>
+          </w:p>
+        </w:tc>
+        <w:tc>
+          <w:tcPr>
+            <w:tcW w:type="dxa" w:w="2160"/>
+          </w:tcPr>
+          <w:p>
+            <w:r>
+              <w:t>半导体</w:t>
+            </w:r>
+          </w:p>
+        </w:tc>
+        <w:tc>
+          <w:tcPr>
+            <w:tcW w:type="dxa" w:w="2160"/>
+          </w:tcPr>
+          <w:p>
+            <w:r>
+              <w:t>454亿</w:t>
+            </w:r>
+          </w:p>
+        </w:tc>
+        <w:tc>
+          <w:tcPr>
+            <w:tcW w:type="dxa" w:w="2160"/>
+          </w:tcPr>
+          <w:p>
+            <w:r>
+              <w:t>16%</w:t>
+            </w:r>
+          </w:p>
+        </w:tc>
+      </w:tr>
+      <w:tr>
+        <w:tc>
+          <w:tcPr>
+            <w:tcW w:type="dxa" w:w="2160"/>
+          </w:tcPr>
+          <w:p>
+            <w:r>
+              <w:t>联软网络有限公司</w:t>
+            </w:r>
+          </w:p>
+        </w:tc>
+        <w:tc>
+          <w:tcPr>
+            <w:tcW w:type="dxa" w:w="2160"/>
+          </w:tcPr>
+          <w:p>
+            <w:r>
+              <w:t>半导体</w:t>
+            </w:r>
+          </w:p>
+        </w:tc>
+        <w:tc>
+          <w:tcPr>
+            <w:tcW w:type="dxa" w:w="2160"/>
+          </w:tcPr>
+          <w:p>
+            <w:r>
+              <w:t>376亿</w:t>
+            </w:r>
+          </w:p>
+        </w:tc>
+        <w:tc>
+          <w:tcPr>
+            <w:tcW w:type="dxa" w:w="2160"/>
+          </w:tcPr>
+          <w:p>
+            <w:r>
+              <w:t>5%</w:t>
+            </w:r>
+          </w:p>
+        </w:tc>
+      </w:tr>
+    </w:tbl>
+    <w:p>
+      <w:pPr>
+        <w:pStyle w:val="Heading1"/>
+      </w:pPr>
+      <w:r>
+        <w:t>行业分析 3</w:t>
+      </w:r>
+    </w:p>
+    <w:p>
+      <w:r>
+        <w:br/>
+        <w:t>联软网络有限公司 是中国 半导体 行业的重要企业之一。</w:t>
+        <w:br/>
+        <w:t>根据华辰资本 量化研究部 的研究，该公司成立于 2012 年，</w:t>
+        <w:br/>
+        <w:t>目前员工规模约 5582 人。公司近年来持续加大研发投入，</w:t>
+        <w:br/>
+        <w:t>在核心技术方面形成了较强的竞争壁垒。</w:t>
+        <w:br/>
+      </w:r>
+    </w:p>
+    <w:p>
+      <w:r>
+        <w:br/>
+        <w:t>从产业链角度看，人工智能 行业主要由上游设备厂商、</w:t>
+        <w:br/>
+        <w:t>中游平台企业以及下游应用厂商组成。</w:t>
+        <w:br/>
+        <w:t>明腾传媒有限公司 主要位于产业链的 上游 环节。</w:t>
+        <w:br/>
+      </w:r>
+    </w:p>
+    <w:p>
+      <w:r>
+        <w:br/>
+        <w:t>华辰资本旗下的 HC Energy Transition Fund 在最近的资产配置会议中</w:t>
+        <w:br/>
+        <w:t>讨论了 人工智能 行业的投资机会，并对 巨奥传媒有限公司</w:t>
         <w:br/>
         <w:t>进行了重点评估。</w:t>
         <w:br/>
@@ -102,11 +1637,44 @@
     <w:p>
       <w:r>
         <w:br/>
-        <w:t>华辰资本旗下的 HC AI Innovation Fund 在最近的资产配置会议中</w:t>
+        <w:t>风险管理部认为，人工智能 行业仍然面临若干</w:t>
         <w:br/>
-        <w:t>讨论了 消费科技 行业的投资机会，并对 南康网络有限公司</w:t>
+        <w:t>不确定性因素，包括技术迭代风险、政策变化、</w:t>
         <w:br/>
-        <w:t>进行了重点评估。</w:t>
+        <w:t>以及市场竞争加剧等问题。</w:t>
+        <w:br/>
+      </w:r>
+    </w:p>
+    <w:p>
+      <w:r>
+        <w:br/>
+        <w:t>从产业链角度看，新能源 行业主要由上游设备厂商、</w:t>
+        <w:br/>
+        <w:t>中游平台企业以及下游应用厂商组成。</w:t>
+        <w:br/>
+        <w:t>恩悌网络有限公司 主要位于产业链的 中游 环节。</w:t>
+        <w:br/>
+      </w:r>
+    </w:p>
+    <w:p>
+      <w:r>
+        <w:br/>
+        <w:t>风险管理部认为，人工智能 行业仍然面临若干</w:t>
+        <w:br/>
+        <w:t>不确定性因素，包括技术迭代风险、政策变化、</w:t>
+        <w:br/>
+        <w:t>以及市场竞争加剧等问题。</w:t>
+        <w:br/>
+      </w:r>
+    </w:p>
+    <w:p>
+      <w:r>
+        <w:br/>
+        <w:t>根据内部财务模型测算，精芯信息有限公司 在未来三年</w:t>
+        <w:br/>
+        <w:t>收入复合增长率预计可达到 21% 左右。</w:t>
+        <w:br/>
+        <w:t>该预测基于行业需求增长以及公司产能扩张计划。</w:t>
         <w:br/>
       </w:r>
     </w:p>
@@ -170,37 +1738,37 @@
           </w:tcPr>
           <w:p>
             <w:r>
-              <w:t>雨林木风计算机网络有限公司</w:t>
-            </w:r>
-          </w:p>
-        </w:tc>
-        <w:tc>
-          <w:tcPr>
-            <w:tcW w:type="dxa" w:w="2160"/>
-          </w:tcPr>
-          <w:p>
-            <w:r>
-              <w:t>医疗科技</w:t>
-            </w:r>
-          </w:p>
-        </w:tc>
-        <w:tc>
-          <w:tcPr>
-            <w:tcW w:type="dxa" w:w="2160"/>
-          </w:tcPr>
-          <w:p>
-            <w:r>
-              <w:t>220亿</w:t>
-            </w:r>
-          </w:p>
-        </w:tc>
-        <w:tc>
-          <w:tcPr>
-            <w:tcW w:type="dxa" w:w="2160"/>
-          </w:tcPr>
-          <w:p>
-            <w:r>
-              <w:t>27%</w:t>
+              <w:t>良诺科技有限公司</w:t>
+            </w:r>
+          </w:p>
+        </w:tc>
+        <w:tc>
+          <w:tcPr>
+            <w:tcW w:type="dxa" w:w="2160"/>
+          </w:tcPr>
+          <w:p>
+            <w:r>
+              <w:t>云计算</w:t>
+            </w:r>
+          </w:p>
+        </w:tc>
+        <w:tc>
+          <w:tcPr>
+            <w:tcW w:type="dxa" w:w="2160"/>
+          </w:tcPr>
+          <w:p>
+            <w:r>
+              <w:t>279亿</w:t>
+            </w:r>
+          </w:p>
+        </w:tc>
+        <w:tc>
+          <w:tcPr>
+            <w:tcW w:type="dxa" w:w="2160"/>
+          </w:tcPr>
+          <w:p>
+            <w:r>
+              <w:t>30%</w:t>
             </w:r>
           </w:p>
         </w:tc>
@@ -212,37 +1780,37 @@
           </w:tcPr>
           <w:p>
             <w:r>
-              <w:t>富罳信息有限公司</w:t>
-            </w:r>
-          </w:p>
-        </w:tc>
-        <w:tc>
-          <w:tcPr>
-            <w:tcW w:type="dxa" w:w="2160"/>
-          </w:tcPr>
-          <w:p>
-            <w:r>
-              <w:t>医疗科技</w:t>
-            </w:r>
-          </w:p>
-        </w:tc>
-        <w:tc>
-          <w:tcPr>
-            <w:tcW w:type="dxa" w:w="2160"/>
-          </w:tcPr>
-          <w:p>
-            <w:r>
-              <w:t>513亿</w:t>
-            </w:r>
-          </w:p>
-        </w:tc>
-        <w:tc>
-          <w:tcPr>
-            <w:tcW w:type="dxa" w:w="2160"/>
-          </w:tcPr>
-          <w:p>
-            <w:r>
-              <w:t>23%</w:t>
+              <w:t>联软科技有限公司</w:t>
+            </w:r>
+          </w:p>
+        </w:tc>
+        <w:tc>
+          <w:tcPr>
+            <w:tcW w:type="dxa" w:w="2160"/>
+          </w:tcPr>
+          <w:p>
+            <w:r>
+              <w:t>消费科技</w:t>
+            </w:r>
+          </w:p>
+        </w:tc>
+        <w:tc>
+          <w:tcPr>
+            <w:tcW w:type="dxa" w:w="2160"/>
+          </w:tcPr>
+          <w:p>
+            <w:r>
+              <w:t>240亿</w:t>
+            </w:r>
+          </w:p>
+        </w:tc>
+        <w:tc>
+          <w:tcPr>
+            <w:tcW w:type="dxa" w:w="2160"/>
+          </w:tcPr>
+          <w:p>
+            <w:r>
+              <w:t>11%</w:t>
             </w:r>
           </w:p>
         </w:tc>
@@ -254,27 +1822,27 @@
           </w:tcPr>
           <w:p>
             <w:r>
-              <w:t>飞利信科技有限公司</w:t>
-            </w:r>
-          </w:p>
-        </w:tc>
-        <w:tc>
-          <w:tcPr>
-            <w:tcW w:type="dxa" w:w="2160"/>
-          </w:tcPr>
-          <w:p>
-            <w:r>
-              <w:t>新能源</w:t>
-            </w:r>
-          </w:p>
-        </w:tc>
-        <w:tc>
-          <w:tcPr>
-            <w:tcW w:type="dxa" w:w="2160"/>
-          </w:tcPr>
-          <w:p>
-            <w:r>
-              <w:t>562亿</w:t>
+              <w:t>创联世纪信息有限公司</w:t>
+            </w:r>
+          </w:p>
+        </w:tc>
+        <w:tc>
+          <w:tcPr>
+            <w:tcW w:type="dxa" w:w="2160"/>
+          </w:tcPr>
+          <w:p>
+            <w:r>
+              <w:t>云计算</w:t>
+            </w:r>
+          </w:p>
+        </w:tc>
+        <w:tc>
+          <w:tcPr>
+            <w:tcW w:type="dxa" w:w="2160"/>
+          </w:tcPr>
+          <w:p>
+            <w:r>
+              <w:t>496亿</w:t>
             </w:r>
           </w:p>
         </w:tc>
@@ -296,37 +1864,37 @@
           </w:tcPr>
           <w:p>
             <w:r>
-              <w:t>新宇龙信息传媒有限公司</w:t>
-            </w:r>
-          </w:p>
-        </w:tc>
-        <w:tc>
-          <w:tcPr>
-            <w:tcW w:type="dxa" w:w="2160"/>
-          </w:tcPr>
-          <w:p>
-            <w:r>
-              <w:t>机器人</w:t>
-            </w:r>
-          </w:p>
-        </w:tc>
-        <w:tc>
-          <w:tcPr>
-            <w:tcW w:type="dxa" w:w="2160"/>
-          </w:tcPr>
-          <w:p>
-            <w:r>
-              <w:t>219亿</w:t>
-            </w:r>
-          </w:p>
-        </w:tc>
-        <w:tc>
-          <w:tcPr>
-            <w:tcW w:type="dxa" w:w="2160"/>
-          </w:tcPr>
-          <w:p>
-            <w:r>
-              <w:t>15%</w:t>
+              <w:t>昊嘉科技有限公司</w:t>
+            </w:r>
+          </w:p>
+        </w:tc>
+        <w:tc>
+          <w:tcPr>
+            <w:tcW w:type="dxa" w:w="2160"/>
+          </w:tcPr>
+          <w:p>
+            <w:r>
+              <w:t>医疗科技</w:t>
+            </w:r>
+          </w:p>
+        </w:tc>
+        <w:tc>
+          <w:tcPr>
+            <w:tcW w:type="dxa" w:w="2160"/>
+          </w:tcPr>
+          <w:p>
+            <w:r>
+              <w:t>417亿</w:t>
+            </w:r>
+          </w:p>
+        </w:tc>
+        <w:tc>
+          <w:tcPr>
+            <w:tcW w:type="dxa" w:w="2160"/>
+          </w:tcPr>
+          <w:p>
+            <w:r>
+              <w:t>21%</w:t>
             </w:r>
           </w:p>
         </w:tc>
@@ -338,37 +1906,37 @@
           </w:tcPr>
           <w:p>
             <w:r>
-              <w:t>富罳信息有限公司</w:t>
-            </w:r>
-          </w:p>
-        </w:tc>
-        <w:tc>
-          <w:tcPr>
-            <w:tcW w:type="dxa" w:w="2160"/>
-          </w:tcPr>
-          <w:p>
-            <w:r>
-              <w:t>医疗科技</w:t>
-            </w:r>
-          </w:p>
-        </w:tc>
-        <w:tc>
-          <w:tcPr>
-            <w:tcW w:type="dxa" w:w="2160"/>
-          </w:tcPr>
-          <w:p>
-            <w:r>
-              <w:t>571亿</w:t>
-            </w:r>
-          </w:p>
-        </w:tc>
-        <w:tc>
-          <w:tcPr>
-            <w:tcW w:type="dxa" w:w="2160"/>
-          </w:tcPr>
-          <w:p>
-            <w:r>
-              <w:t>18%</w:t>
+              <w:t>联软科技有限公司</w:t>
+            </w:r>
+          </w:p>
+        </w:tc>
+        <w:tc>
+          <w:tcPr>
+            <w:tcW w:type="dxa" w:w="2160"/>
+          </w:tcPr>
+          <w:p>
+            <w:r>
+              <w:t>消费科技</w:t>
+            </w:r>
+          </w:p>
+        </w:tc>
+        <w:tc>
+          <w:tcPr>
+            <w:tcW w:type="dxa" w:w="2160"/>
+          </w:tcPr>
+          <w:p>
+            <w:r>
+              <w:t>533亿</w:t>
+            </w:r>
+          </w:p>
+        </w:tc>
+        <w:tc>
+          <w:tcPr>
+            <w:tcW w:type="dxa" w:w="2160"/>
+          </w:tcPr>
+          <w:p>
+            <w:r>
+              <w:t>28%</w:t>
             </w:r>
           </w:p>
         </w:tc>
@@ -380,37 +1948,37 @@
           </w:tcPr>
           <w:p>
             <w:r>
-              <w:t>立信电子网络有限公司</w:t>
-            </w:r>
-          </w:p>
-        </w:tc>
-        <w:tc>
-          <w:tcPr>
-            <w:tcW w:type="dxa" w:w="2160"/>
-          </w:tcPr>
-          <w:p>
-            <w:r>
-              <w:t>云计算</w:t>
-            </w:r>
-          </w:p>
-        </w:tc>
-        <w:tc>
-          <w:tcPr>
-            <w:tcW w:type="dxa" w:w="2160"/>
-          </w:tcPr>
-          <w:p>
-            <w:r>
-              <w:t>226亿</w:t>
-            </w:r>
-          </w:p>
-        </w:tc>
-        <w:tc>
-          <w:tcPr>
-            <w:tcW w:type="dxa" w:w="2160"/>
-          </w:tcPr>
-          <w:p>
-            <w:r>
-              <w:t>11%</w:t>
+              <w:t>通际名联网络有限公司</w:t>
+            </w:r>
+          </w:p>
+        </w:tc>
+        <w:tc>
+          <w:tcPr>
+            <w:tcW w:type="dxa" w:w="2160"/>
+          </w:tcPr>
+          <w:p>
+            <w:r>
+              <w:t>机器人</w:t>
+            </w:r>
+          </w:p>
+        </w:tc>
+        <w:tc>
+          <w:tcPr>
+            <w:tcW w:type="dxa" w:w="2160"/>
+          </w:tcPr>
+          <w:p>
+            <w:r>
+              <w:t>800亿</w:t>
+            </w:r>
+          </w:p>
+        </w:tc>
+        <w:tc>
+          <w:tcPr>
+            <w:tcW w:type="dxa" w:w="2160"/>
+          </w:tcPr>
+          <w:p>
+            <w:r>
+              <w:t>27%</w:t>
             </w:r>
           </w:p>
         </w:tc>
@@ -422,37 +1990,37 @@
           </w:tcPr>
           <w:p>
             <w:r>
-              <w:t>九方信息有限公司</w:t>
-            </w:r>
-          </w:p>
-        </w:tc>
-        <w:tc>
-          <w:tcPr>
-            <w:tcW w:type="dxa" w:w="2160"/>
-          </w:tcPr>
-          <w:p>
-            <w:r>
-              <w:t>新能源</w:t>
-            </w:r>
-          </w:p>
-        </w:tc>
-        <w:tc>
-          <w:tcPr>
-            <w:tcW w:type="dxa" w:w="2160"/>
-          </w:tcPr>
-          <w:p>
-            <w:r>
-              <w:t>136亿</w:t>
-            </w:r>
-          </w:p>
-        </w:tc>
-        <w:tc>
-          <w:tcPr>
-            <w:tcW w:type="dxa" w:w="2160"/>
-          </w:tcPr>
-          <w:p>
-            <w:r>
-              <w:t>14%</w:t>
+              <w:t>昂歌信息信息有限公司</w:t>
+            </w:r>
+          </w:p>
+        </w:tc>
+        <w:tc>
+          <w:tcPr>
+            <w:tcW w:type="dxa" w:w="2160"/>
+          </w:tcPr>
+          <w:p>
+            <w:r>
+              <w:t>消费科技</w:t>
+            </w:r>
+          </w:p>
+        </w:tc>
+        <w:tc>
+          <w:tcPr>
+            <w:tcW w:type="dxa" w:w="2160"/>
+          </w:tcPr>
+          <w:p>
+            <w:r>
+              <w:t>359亿</w:t>
+            </w:r>
+          </w:p>
+        </w:tc>
+        <w:tc>
+          <w:tcPr>
+            <w:tcW w:type="dxa" w:w="2160"/>
+          </w:tcPr>
+          <w:p>
+            <w:r>
+              <w:t>20%</w:t>
             </w:r>
           </w:p>
         </w:tc>
@@ -464,7 +2032,7 @@
           </w:tcPr>
           <w:p>
             <w:r>
-              <w:t>兰金电子网络有限公司</w:t>
+              <w:t>鑫博腾飞信息有限公司</w:t>
             </w:r>
           </w:p>
         </w:tc>
@@ -484,17 +2052,17 @@
           </w:tcPr>
           <w:p>
             <w:r>
-              <w:t>247亿</w:t>
-            </w:r>
-          </w:p>
-        </w:tc>
-        <w:tc>
-          <w:tcPr>
-            <w:tcW w:type="dxa" w:w="2160"/>
-          </w:tcPr>
-          <w:p>
-            <w:r>
-              <w:t>7%</w:t>
+              <w:t>696亿</w:t>
+            </w:r>
+          </w:p>
+        </w:tc>
+        <w:tc>
+          <w:tcPr>
+            <w:tcW w:type="dxa" w:w="2160"/>
+          </w:tcPr>
+          <w:p>
+            <w:r>
+              <w:t>9%</w:t>
             </w:r>
           </w:p>
         </w:tc>
@@ -506,37 +2074,37 @@
           </w:tcPr>
           <w:p>
             <w:r>
-              <w:t>佳禾科技有限公司</w:t>
-            </w:r>
-          </w:p>
-        </w:tc>
-        <w:tc>
-          <w:tcPr>
-            <w:tcW w:type="dxa" w:w="2160"/>
-          </w:tcPr>
-          <w:p>
-            <w:r>
-              <w:t>半导体</w:t>
-            </w:r>
-          </w:p>
-        </w:tc>
-        <w:tc>
-          <w:tcPr>
-            <w:tcW w:type="dxa" w:w="2160"/>
-          </w:tcPr>
-          <w:p>
-            <w:r>
-              <w:t>211亿</w:t>
-            </w:r>
-          </w:p>
-        </w:tc>
-        <w:tc>
-          <w:tcPr>
-            <w:tcW w:type="dxa" w:w="2160"/>
-          </w:tcPr>
-          <w:p>
-            <w:r>
-              <w:t>17%</w:t>
+              <w:t>艾提科信科技有限公司</w:t>
+            </w:r>
+          </w:p>
+        </w:tc>
+        <w:tc>
+          <w:tcPr>
+            <w:tcW w:type="dxa" w:w="2160"/>
+          </w:tcPr>
+          <w:p>
+            <w:r>
+              <w:t>云计算</w:t>
+            </w:r>
+          </w:p>
+        </w:tc>
+        <w:tc>
+          <w:tcPr>
+            <w:tcW w:type="dxa" w:w="2160"/>
+          </w:tcPr>
+          <w:p>
+            <w:r>
+              <w:t>389亿</w:t>
+            </w:r>
+          </w:p>
+        </w:tc>
+        <w:tc>
+          <w:tcPr>
+            <w:tcW w:type="dxa" w:w="2160"/>
+          </w:tcPr>
+          <w:p>
+            <w:r>
+              <w:t>29%</w:t>
             </w:r>
           </w:p>
         </w:tc>
@@ -548,37 +2116,37 @@
           </w:tcPr>
           <w:p>
             <w:r>
-              <w:t>鸿睿思博网络有限公司</w:t>
-            </w:r>
-          </w:p>
-        </w:tc>
-        <w:tc>
-          <w:tcPr>
-            <w:tcW w:type="dxa" w:w="2160"/>
-          </w:tcPr>
-          <w:p>
-            <w:r>
-              <w:t>新能源</w:t>
-            </w:r>
-          </w:p>
-        </w:tc>
-        <w:tc>
-          <w:tcPr>
-            <w:tcW w:type="dxa" w:w="2160"/>
-          </w:tcPr>
-          <w:p>
-            <w:r>
-              <w:t>722亿</w:t>
-            </w:r>
-          </w:p>
-        </w:tc>
-        <w:tc>
-          <w:tcPr>
-            <w:tcW w:type="dxa" w:w="2160"/>
-          </w:tcPr>
-          <w:p>
-            <w:r>
-              <w:t>5%</w:t>
+              <w:t>佳禾传媒有限公司</w:t>
+            </w:r>
+          </w:p>
+        </w:tc>
+        <w:tc>
+          <w:tcPr>
+            <w:tcW w:type="dxa" w:w="2160"/>
+          </w:tcPr>
+          <w:p>
+            <w:r>
+              <w:t>云计算</w:t>
+            </w:r>
+          </w:p>
+        </w:tc>
+        <w:tc>
+          <w:tcPr>
+            <w:tcW w:type="dxa" w:w="2160"/>
+          </w:tcPr>
+          <w:p>
+            <w:r>
+              <w:t>231亿</w:t>
+            </w:r>
+          </w:p>
+        </w:tc>
+        <w:tc>
+          <w:tcPr>
+            <w:tcW w:type="dxa" w:w="2160"/>
+          </w:tcPr>
+          <w:p>
+            <w:r>
+              <w:t>16%</w:t>
             </w:r>
           </w:p>
         </w:tc>
@@ -590,37 +2158,37 @@
           </w:tcPr>
           <w:p>
             <w:r>
-              <w:t>雨林木风计算机网络有限公司</w:t>
-            </w:r>
-          </w:p>
-        </w:tc>
-        <w:tc>
-          <w:tcPr>
-            <w:tcW w:type="dxa" w:w="2160"/>
-          </w:tcPr>
-          <w:p>
-            <w:r>
-              <w:t>医疗科技</w:t>
-            </w:r>
-          </w:p>
-        </w:tc>
-        <w:tc>
-          <w:tcPr>
-            <w:tcW w:type="dxa" w:w="2160"/>
-          </w:tcPr>
-          <w:p>
-            <w:r>
-              <w:t>267亿</w:t>
-            </w:r>
-          </w:p>
-        </w:tc>
-        <w:tc>
-          <w:tcPr>
-            <w:tcW w:type="dxa" w:w="2160"/>
-          </w:tcPr>
-          <w:p>
-            <w:r>
-              <w:t>11%</w:t>
+              <w:t>戴硕电子网络有限公司</w:t>
+            </w:r>
+          </w:p>
+        </w:tc>
+        <w:tc>
+          <w:tcPr>
+            <w:tcW w:type="dxa" w:w="2160"/>
+          </w:tcPr>
+          <w:p>
+            <w:r>
+              <w:t>新能源</w:t>
+            </w:r>
+          </w:p>
+        </w:tc>
+        <w:tc>
+          <w:tcPr>
+            <w:tcW w:type="dxa" w:w="2160"/>
+          </w:tcPr>
+          <w:p>
+            <w:r>
+              <w:t>476亿</w:t>
+            </w:r>
+          </w:p>
+        </w:tc>
+        <w:tc>
+          <w:tcPr>
+            <w:tcW w:type="dxa" w:w="2160"/>
+          </w:tcPr>
+          <w:p>
+            <w:r>
+              <w:t>8%</w:t>
             </w:r>
           </w:p>
         </w:tc>
@@ -632,37 +2200,37 @@
           </w:tcPr>
           <w:p>
             <w:r>
-              <w:t>浦华众城信息有限公司</w:t>
-            </w:r>
-          </w:p>
-        </w:tc>
-        <w:tc>
-          <w:tcPr>
-            <w:tcW w:type="dxa" w:w="2160"/>
-          </w:tcPr>
-          <w:p>
-            <w:r>
-              <w:t>云计算</w:t>
-            </w:r>
-          </w:p>
-        </w:tc>
-        <w:tc>
-          <w:tcPr>
-            <w:tcW w:type="dxa" w:w="2160"/>
-          </w:tcPr>
-          <w:p>
-            <w:r>
-              <w:t>452亿</w:t>
-            </w:r>
-          </w:p>
-        </w:tc>
-        <w:tc>
-          <w:tcPr>
-            <w:tcW w:type="dxa" w:w="2160"/>
-          </w:tcPr>
-          <w:p>
-            <w:r>
-              <w:t>24%</w:t>
+              <w:t>雨林木风计算机科技有限公司</w:t>
+            </w:r>
+          </w:p>
+        </w:tc>
+        <w:tc>
+          <w:tcPr>
+            <w:tcW w:type="dxa" w:w="2160"/>
+          </w:tcPr>
+          <w:p>
+            <w:r>
+              <w:t>半导体</w:t>
+            </w:r>
+          </w:p>
+        </w:tc>
+        <w:tc>
+          <w:tcPr>
+            <w:tcW w:type="dxa" w:w="2160"/>
+          </w:tcPr>
+          <w:p>
+            <w:r>
+              <w:t>416亿</w:t>
+            </w:r>
+          </w:p>
+        </w:tc>
+        <w:tc>
+          <w:tcPr>
+            <w:tcW w:type="dxa" w:w="2160"/>
+          </w:tcPr>
+          <w:p>
+            <w:r>
+              <w:t>6%</w:t>
             </w:r>
           </w:p>
         </w:tc>
@@ -674,37 +2242,37 @@
           </w:tcPr>
           <w:p>
             <w:r>
-              <w:t>精芯信息有限公司</w:t>
-            </w:r>
-          </w:p>
-        </w:tc>
-        <w:tc>
-          <w:tcPr>
-            <w:tcW w:type="dxa" w:w="2160"/>
-          </w:tcPr>
-          <w:p>
-            <w:r>
-              <w:t>消费科技</w:t>
-            </w:r>
-          </w:p>
-        </w:tc>
-        <w:tc>
-          <w:tcPr>
-            <w:tcW w:type="dxa" w:w="2160"/>
-          </w:tcPr>
-          <w:p>
-            <w:r>
-              <w:t>414亿</w:t>
-            </w:r>
-          </w:p>
-        </w:tc>
-        <w:tc>
-          <w:tcPr>
-            <w:tcW w:type="dxa" w:w="2160"/>
-          </w:tcPr>
-          <w:p>
-            <w:r>
-              <w:t>24%</w:t>
+              <w:t>巨奥传媒有限公司</w:t>
+            </w:r>
+          </w:p>
+        </w:tc>
+        <w:tc>
+          <w:tcPr>
+            <w:tcW w:type="dxa" w:w="2160"/>
+          </w:tcPr>
+          <w:p>
+            <w:r>
+              <w:t>人工智能</w:t>
+            </w:r>
+          </w:p>
+        </w:tc>
+        <w:tc>
+          <w:tcPr>
+            <w:tcW w:type="dxa" w:w="2160"/>
+          </w:tcPr>
+          <w:p>
+            <w:r>
+              <w:t>627亿</w:t>
+            </w:r>
+          </w:p>
+        </w:tc>
+        <w:tc>
+          <w:tcPr>
+            <w:tcW w:type="dxa" w:w="2160"/>
+          </w:tcPr>
+          <w:p>
+            <w:r>
+              <w:t>11%</w:t>
             </w:r>
           </w:p>
         </w:tc>
@@ -716,37 +2284,37 @@
           </w:tcPr>
           <w:p>
             <w:r>
-              <w:t>鸿睿思博网络有限公司</w:t>
-            </w:r>
-          </w:p>
-        </w:tc>
-        <w:tc>
-          <w:tcPr>
-            <w:tcW w:type="dxa" w:w="2160"/>
-          </w:tcPr>
-          <w:p>
-            <w:r>
-              <w:t>新能源</w:t>
-            </w:r>
-          </w:p>
-        </w:tc>
-        <w:tc>
-          <w:tcPr>
-            <w:tcW w:type="dxa" w:w="2160"/>
-          </w:tcPr>
-          <w:p>
-            <w:r>
-              <w:t>549亿</w:t>
-            </w:r>
-          </w:p>
-        </w:tc>
-        <w:tc>
-          <w:tcPr>
-            <w:tcW w:type="dxa" w:w="2160"/>
-          </w:tcPr>
-          <w:p>
-            <w:r>
-              <w:t>5%</w:t>
+              <w:t>鑫博腾飞信息有限公司</w:t>
+            </w:r>
+          </w:p>
+        </w:tc>
+        <w:tc>
+          <w:tcPr>
+            <w:tcW w:type="dxa" w:w="2160"/>
+          </w:tcPr>
+          <w:p>
+            <w:r>
+              <w:t>消费科技</w:t>
+            </w:r>
+          </w:p>
+        </w:tc>
+        <w:tc>
+          <w:tcPr>
+            <w:tcW w:type="dxa" w:w="2160"/>
+          </w:tcPr>
+          <w:p>
+            <w:r>
+              <w:t>597亿</w:t>
+            </w:r>
+          </w:p>
+        </w:tc>
+        <w:tc>
+          <w:tcPr>
+            <w:tcW w:type="dxa" w:w="2160"/>
+          </w:tcPr>
+          <w:p>
+            <w:r>
+              <w:t>15%</w:t>
             </w:r>
           </w:p>
         </w:tc>
@@ -758,37 +2326,37 @@
           </w:tcPr>
           <w:p>
             <w:r>
-              <w:t>富罳信息有限公司</w:t>
-            </w:r>
-          </w:p>
-        </w:tc>
-        <w:tc>
-          <w:tcPr>
-            <w:tcW w:type="dxa" w:w="2160"/>
-          </w:tcPr>
-          <w:p>
-            <w:r>
-              <w:t>医疗科技</w:t>
-            </w:r>
-          </w:p>
-        </w:tc>
-        <w:tc>
-          <w:tcPr>
-            <w:tcW w:type="dxa" w:w="2160"/>
-          </w:tcPr>
-          <w:p>
-            <w:r>
-              <w:t>326亿</w:t>
-            </w:r>
-          </w:p>
-        </w:tc>
-        <w:tc>
-          <w:tcPr>
-            <w:tcW w:type="dxa" w:w="2160"/>
-          </w:tcPr>
-          <w:p>
-            <w:r>
-              <w:t>5%</w:t>
+              <w:t>惠派国际公司科技有限公司</w:t>
+            </w:r>
+          </w:p>
+        </w:tc>
+        <w:tc>
+          <w:tcPr>
+            <w:tcW w:type="dxa" w:w="2160"/>
+          </w:tcPr>
+          <w:p>
+            <w:r>
+              <w:t>人工智能</w:t>
+            </w:r>
+          </w:p>
+        </w:tc>
+        <w:tc>
+          <w:tcPr>
+            <w:tcW w:type="dxa" w:w="2160"/>
+          </w:tcPr>
+          <w:p>
+            <w:r>
+              <w:t>766亿</w:t>
+            </w:r>
+          </w:p>
+        </w:tc>
+        <w:tc>
+          <w:tcPr>
+            <w:tcW w:type="dxa" w:w="2160"/>
+          </w:tcPr>
+          <w:p>
+            <w:r>
+              <w:t>17%</w:t>
             </w:r>
           </w:p>
         </w:tc>
@@ -799,15 +2367,15 @@
         <w:pStyle w:val="Heading1"/>
       </w:pPr>
       <w:r>
-        <w:t>行业分析 2</w:t>
+        <w:t>行业分析 4</w:t>
       </w:r>
     </w:p>
     <w:p>
       <w:r>
         <w:br/>
-        <w:t>华辰资本旗下的 HC Alpha Growth Fund 在最近的资产配置会议中</w:t>
+        <w:t>华辰资本旗下的 HC Energy Transition Fund 在最近的资产配置会议中</w:t>
         <w:br/>
-        <w:t>讨论了 云计算 行业的投资机会，并对 精芯科技有限公司</w:t>
+        <w:t>讨论了 消费科技 行业的投资机会，并对 飞海科技传媒有限公司</w:t>
         <w:br/>
         <w:t>进行了重点评估。</w:t>
         <w:br/>
@@ -816,9 +2384,35 @@
     <w:p>
       <w:r>
         <w:br/>
+        <w:t>新格林耐特网络有限公司 是中国 人工智能 行业的重要企业之一。</w:t>
+        <w:br/>
+        <w:t>根据华辰资本 风险管理部 的研究，该公司成立于 2016 年，</w:t>
+        <w:br/>
+        <w:t>目前员工规模约 5006 人。公司近年来持续加大研发投入，</w:t>
+        <w:br/>
+        <w:t>在核心技术方面形成了较强的竞争壁垒。</w:t>
+        <w:br/>
+      </w:r>
+    </w:p>
+    <w:p>
+      <w:r>
+        <w:br/>
+        <w:t>方正科技传媒有限公司 是中国 人工智能 行业的重要企业之一。</w:t>
+        <w:br/>
+        <w:t>根据华辰资本 量化研究部 的研究，该公司成立于 2019 年，</w:t>
+        <w:br/>
+        <w:t>目前员工规模约 2043 人。公司近年来持续加大研发投入，</w:t>
+        <w:br/>
+        <w:t>在核心技术方面形成了较强的竞争壁垒。</w:t>
+        <w:br/>
+      </w:r>
+    </w:p>
+    <w:p>
+      <w:r>
+        <w:br/>
         <w:t>华辰资本旗下的 HC AI Innovation Fund 在最近的资产配置会议中</w:t>
         <w:br/>
-        <w:t>讨论了 医疗科技 行业的投资机会，并对 富罳信息有限公司</w:t>
+        <w:t>讨论了 消费科技 行业的投资机会，并对 飞海科技传媒有限公司</w:t>
         <w:br/>
         <w:t>进行了重点评估。</w:t>
         <w:br/>
@@ -827,53 +2421,9 @@
     <w:p>
       <w:r>
         <w:br/>
-        <w:t>风险管理部认为，消费科技 行业仍然面临若干</w:t>
+        <w:t>根据内部财务模型测算，佳禾传媒有限公司 在未来三年</w:t>
         <w:br/>
-        <w:t>不确定性因素，包括技术迭代风险、政策变化、</w:t>
-        <w:br/>
-        <w:t>以及市场竞争加剧等问题。</w:t>
-        <w:br/>
-      </w:r>
-    </w:p>
-    <w:p>
-      <w:r>
-        <w:br/>
-        <w:t>风险管理部认为，消费科技 行业仍然面临若干</w:t>
-        <w:br/>
-        <w:t>不确定性因素，包括技术迭代风险、政策变化、</w:t>
-        <w:br/>
-        <w:t>以及市场竞争加剧等问题。</w:t>
-        <w:br/>
-      </w:r>
-    </w:p>
-    <w:p>
-      <w:r>
-        <w:br/>
-        <w:t>风险管理部认为，医疗科技 行业仍然面临若干</w:t>
-        <w:br/>
-        <w:t>不确定性因素，包括技术迭代风险、政策变化、</w:t>
-        <w:br/>
-        <w:t>以及市场竞争加剧等问题。</w:t>
-        <w:br/>
-      </w:r>
-    </w:p>
-    <w:p>
-      <w:r>
-        <w:br/>
-        <w:t>从产业链角度看，人工智能 行业主要由上游设备厂商、</w:t>
-        <w:br/>
-        <w:t>中游平台企业以及下游应用厂商组成。</w:t>
-        <w:br/>
-        <w:t>和泰科技有限公司 主要位于产业链的 下游 环节。</w:t>
-        <w:br/>
-      </w:r>
-    </w:p>
-    <w:p>
-      <w:r>
-        <w:br/>
-        <w:t>根据内部财务模型测算，九方网络有限公司 在未来三年</w:t>
-        <w:br/>
-        <w:t>收入复合增长率预计可达到 21% 左右。</w:t>
+        <w:t>收入复合增长率预计可达到 12% 左右。</w:t>
         <w:br/>
         <w:t>该预测基于行业需求增长以及公司产能扩张计划。</w:t>
         <w:br/>
@@ -882,758 +2432,22 @@
     <w:p>
       <w:r>
         <w:br/>
-        <w:t>风险管理部认为，消费科技 行业仍然面临若干</w:t>
-        <w:br/>
-        <w:t>不确定性因素，包括技术迭代风险、政策变化、</w:t>
-        <w:br/>
-        <w:t>以及市场竞争加剧等问题。</w:t>
-        <w:br/>
-      </w:r>
-    </w:p>
-    <w:tbl>
-      <w:tblPr>
-        <w:tblW w:type="auto" w:w="0"/>
-        <w:tblLook w:firstColumn="1" w:firstRow="1" w:lastColumn="0" w:lastRow="0" w:noHBand="0" w:noVBand="1" w:val="04A0"/>
-      </w:tblPr>
-      <w:tblGrid>
-        <w:gridCol w:w="2160"/>
-        <w:gridCol w:w="2160"/>
-        <w:gridCol w:w="2160"/>
-        <w:gridCol w:w="2160"/>
-      </w:tblGrid>
-      <w:tr>
-        <w:tc>
-          <w:tcPr>
-            <w:tcW w:type="dxa" w:w="2160"/>
-          </w:tcPr>
-          <w:p>
-            <w:r>
-              <w:t>公司</w:t>
-            </w:r>
-          </w:p>
-        </w:tc>
-        <w:tc>
-          <w:tcPr>
-            <w:tcW w:type="dxa" w:w="2160"/>
-          </w:tcPr>
-          <w:p>
-            <w:r>
-              <w:t>行业</w:t>
-            </w:r>
-          </w:p>
-        </w:tc>
-        <w:tc>
-          <w:tcPr>
-            <w:tcW w:type="dxa" w:w="2160"/>
-          </w:tcPr>
-          <w:p>
-            <w:r>
-              <w:t>市值</w:t>
-            </w:r>
-          </w:p>
-        </w:tc>
-        <w:tc>
-          <w:tcPr>
-            <w:tcW w:type="dxa" w:w="2160"/>
-          </w:tcPr>
-          <w:p>
-            <w:r>
-              <w:t>增长率</w:t>
-            </w:r>
-          </w:p>
-        </w:tc>
-      </w:tr>
-      <w:tr>
-        <w:tc>
-          <w:tcPr>
-            <w:tcW w:type="dxa" w:w="2160"/>
-          </w:tcPr>
-          <w:p>
-            <w:r>
-              <w:t>新宇龙信息传媒有限公司</w:t>
-            </w:r>
-          </w:p>
-        </w:tc>
-        <w:tc>
-          <w:tcPr>
-            <w:tcW w:type="dxa" w:w="2160"/>
-          </w:tcPr>
-          <w:p>
-            <w:r>
-              <w:t>机器人</w:t>
-            </w:r>
-          </w:p>
-        </w:tc>
-        <w:tc>
-          <w:tcPr>
-            <w:tcW w:type="dxa" w:w="2160"/>
-          </w:tcPr>
-          <w:p>
-            <w:r>
-              <w:t>430亿</w:t>
-            </w:r>
-          </w:p>
-        </w:tc>
-        <w:tc>
-          <w:tcPr>
-            <w:tcW w:type="dxa" w:w="2160"/>
-          </w:tcPr>
-          <w:p>
-            <w:r>
-              <w:t>12%</w:t>
-            </w:r>
-          </w:p>
-        </w:tc>
-      </w:tr>
-      <w:tr>
-        <w:tc>
-          <w:tcPr>
-            <w:tcW w:type="dxa" w:w="2160"/>
-          </w:tcPr>
-          <w:p>
-            <w:r>
-              <w:t>昂歌信息科技有限公司</w:t>
-            </w:r>
-          </w:p>
-        </w:tc>
-        <w:tc>
-          <w:tcPr>
-            <w:tcW w:type="dxa" w:w="2160"/>
-          </w:tcPr>
-          <w:p>
-            <w:r>
-              <w:t>消费科技</w:t>
-            </w:r>
-          </w:p>
-        </w:tc>
-        <w:tc>
-          <w:tcPr>
-            <w:tcW w:type="dxa" w:w="2160"/>
-          </w:tcPr>
-          <w:p>
-            <w:r>
-              <w:t>280亿</w:t>
-            </w:r>
-          </w:p>
-        </w:tc>
-        <w:tc>
-          <w:tcPr>
-            <w:tcW w:type="dxa" w:w="2160"/>
-          </w:tcPr>
-          <w:p>
-            <w:r>
-              <w:t>24%</w:t>
-            </w:r>
-          </w:p>
-        </w:tc>
-      </w:tr>
-      <w:tr>
-        <w:tc>
-          <w:tcPr>
-            <w:tcW w:type="dxa" w:w="2160"/>
-          </w:tcPr>
-          <w:p>
-            <w:r>
-              <w:t>天益信息有限公司</w:t>
-            </w:r>
-          </w:p>
-        </w:tc>
-        <w:tc>
-          <w:tcPr>
-            <w:tcW w:type="dxa" w:w="2160"/>
-          </w:tcPr>
-          <w:p>
-            <w:r>
-              <w:t>云计算</w:t>
-            </w:r>
-          </w:p>
-        </w:tc>
-        <w:tc>
-          <w:tcPr>
-            <w:tcW w:type="dxa" w:w="2160"/>
-          </w:tcPr>
-          <w:p>
-            <w:r>
-              <w:t>315亿</w:t>
-            </w:r>
-          </w:p>
-        </w:tc>
-        <w:tc>
-          <w:tcPr>
-            <w:tcW w:type="dxa" w:w="2160"/>
-          </w:tcPr>
-          <w:p>
-            <w:r>
-              <w:t>20%</w:t>
-            </w:r>
-          </w:p>
-        </w:tc>
-      </w:tr>
-      <w:tr>
-        <w:tc>
-          <w:tcPr>
-            <w:tcW w:type="dxa" w:w="2160"/>
-          </w:tcPr>
-          <w:p>
-            <w:r>
-              <w:t>济南亿次元网络有限公司</w:t>
-            </w:r>
-          </w:p>
-        </w:tc>
-        <w:tc>
-          <w:tcPr>
-            <w:tcW w:type="dxa" w:w="2160"/>
-          </w:tcPr>
-          <w:p>
-            <w:r>
-              <w:t>机器人</w:t>
-            </w:r>
-          </w:p>
-        </w:tc>
-        <w:tc>
-          <w:tcPr>
-            <w:tcW w:type="dxa" w:w="2160"/>
-          </w:tcPr>
-          <w:p>
-            <w:r>
-              <w:t>494亿</w:t>
-            </w:r>
-          </w:p>
-        </w:tc>
-        <w:tc>
-          <w:tcPr>
-            <w:tcW w:type="dxa" w:w="2160"/>
-          </w:tcPr>
-          <w:p>
-            <w:r>
-              <w:t>7%</w:t>
-            </w:r>
-          </w:p>
-        </w:tc>
-      </w:tr>
-      <w:tr>
-        <w:tc>
-          <w:tcPr>
-            <w:tcW w:type="dxa" w:w="2160"/>
-          </w:tcPr>
-          <w:p>
-            <w:r>
-              <w:t>精芯科技有限公司</w:t>
-            </w:r>
-          </w:p>
-        </w:tc>
-        <w:tc>
-          <w:tcPr>
-            <w:tcW w:type="dxa" w:w="2160"/>
-          </w:tcPr>
-          <w:p>
-            <w:r>
-              <w:t>云计算</w:t>
-            </w:r>
-          </w:p>
-        </w:tc>
-        <w:tc>
-          <w:tcPr>
-            <w:tcW w:type="dxa" w:w="2160"/>
-          </w:tcPr>
-          <w:p>
-            <w:r>
-              <w:t>471亿</w:t>
-            </w:r>
-          </w:p>
-        </w:tc>
-        <w:tc>
-          <w:tcPr>
-            <w:tcW w:type="dxa" w:w="2160"/>
-          </w:tcPr>
-          <w:p>
-            <w:r>
-              <w:t>21%</w:t>
-            </w:r>
-          </w:p>
-        </w:tc>
-      </w:tr>
-      <w:tr>
-        <w:tc>
-          <w:tcPr>
-            <w:tcW w:type="dxa" w:w="2160"/>
-          </w:tcPr>
-          <w:p>
-            <w:r>
-              <w:t>雨林木风计算机科技有限公司</w:t>
-            </w:r>
-          </w:p>
-        </w:tc>
-        <w:tc>
-          <w:tcPr>
-            <w:tcW w:type="dxa" w:w="2160"/>
-          </w:tcPr>
-          <w:p>
-            <w:r>
-              <w:t>人工智能</w:t>
-            </w:r>
-          </w:p>
-        </w:tc>
-        <w:tc>
-          <w:tcPr>
-            <w:tcW w:type="dxa" w:w="2160"/>
-          </w:tcPr>
-          <w:p>
-            <w:r>
-              <w:t>456亿</w:t>
-            </w:r>
-          </w:p>
-        </w:tc>
-        <w:tc>
-          <w:tcPr>
-            <w:tcW w:type="dxa" w:w="2160"/>
-          </w:tcPr>
-          <w:p>
-            <w:r>
-              <w:t>10%</w:t>
-            </w:r>
-          </w:p>
-        </w:tc>
-      </w:tr>
-      <w:tr>
-        <w:tc>
-          <w:tcPr>
-            <w:tcW w:type="dxa" w:w="2160"/>
-          </w:tcPr>
-          <w:p>
-            <w:r>
-              <w:t>雨林木风计算机网络有限公司</w:t>
-            </w:r>
-          </w:p>
-        </w:tc>
-        <w:tc>
-          <w:tcPr>
-            <w:tcW w:type="dxa" w:w="2160"/>
-          </w:tcPr>
-          <w:p>
-            <w:r>
-              <w:t>医疗科技</w:t>
-            </w:r>
-          </w:p>
-        </w:tc>
-        <w:tc>
-          <w:tcPr>
-            <w:tcW w:type="dxa" w:w="2160"/>
-          </w:tcPr>
-          <w:p>
-            <w:r>
-              <w:t>613亿</w:t>
-            </w:r>
-          </w:p>
-        </w:tc>
-        <w:tc>
-          <w:tcPr>
-            <w:tcW w:type="dxa" w:w="2160"/>
-          </w:tcPr>
-          <w:p>
-            <w:r>
-              <w:t>26%</w:t>
-            </w:r>
-          </w:p>
-        </w:tc>
-      </w:tr>
-      <w:tr>
-        <w:tc>
-          <w:tcPr>
-            <w:tcW w:type="dxa" w:w="2160"/>
-          </w:tcPr>
-          <w:p>
-            <w:r>
-              <w:t>万迅电脑网络有限公司</w:t>
-            </w:r>
-          </w:p>
-        </w:tc>
-        <w:tc>
-          <w:tcPr>
-            <w:tcW w:type="dxa" w:w="2160"/>
-          </w:tcPr>
-          <w:p>
-            <w:r>
-              <w:t>半导体</w:t>
-            </w:r>
-          </w:p>
-        </w:tc>
-        <w:tc>
-          <w:tcPr>
-            <w:tcW w:type="dxa" w:w="2160"/>
-          </w:tcPr>
-          <w:p>
-            <w:r>
-              <w:t>769亿</w:t>
-            </w:r>
-          </w:p>
-        </w:tc>
-        <w:tc>
-          <w:tcPr>
-            <w:tcW w:type="dxa" w:w="2160"/>
-          </w:tcPr>
-          <w:p>
-            <w:r>
-              <w:t>23%</w:t>
-            </w:r>
-          </w:p>
-        </w:tc>
-      </w:tr>
-      <w:tr>
-        <w:tc>
-          <w:tcPr>
-            <w:tcW w:type="dxa" w:w="2160"/>
-          </w:tcPr>
-          <w:p>
-            <w:r>
-              <w:t>和泰科技有限公司</w:t>
-            </w:r>
-          </w:p>
-        </w:tc>
-        <w:tc>
-          <w:tcPr>
-            <w:tcW w:type="dxa" w:w="2160"/>
-          </w:tcPr>
-          <w:p>
-            <w:r>
-              <w:t>人工智能</w:t>
-            </w:r>
-          </w:p>
-        </w:tc>
-        <w:tc>
-          <w:tcPr>
-            <w:tcW w:type="dxa" w:w="2160"/>
-          </w:tcPr>
-          <w:p>
-            <w:r>
-              <w:t>694亿</w:t>
-            </w:r>
-          </w:p>
-        </w:tc>
-        <w:tc>
-          <w:tcPr>
-            <w:tcW w:type="dxa" w:w="2160"/>
-          </w:tcPr>
-          <w:p>
-            <w:r>
-              <w:t>27%</w:t>
-            </w:r>
-          </w:p>
-        </w:tc>
-      </w:tr>
-      <w:tr>
-        <w:tc>
-          <w:tcPr>
-            <w:tcW w:type="dxa" w:w="2160"/>
-          </w:tcPr>
-          <w:p>
-            <w:r>
-              <w:t>凌云网络有限公司</w:t>
-            </w:r>
-          </w:p>
-        </w:tc>
-        <w:tc>
-          <w:tcPr>
-            <w:tcW w:type="dxa" w:w="2160"/>
-          </w:tcPr>
-          <w:p>
-            <w:r>
-              <w:t>医疗科技</w:t>
-            </w:r>
-          </w:p>
-        </w:tc>
-        <w:tc>
-          <w:tcPr>
-            <w:tcW w:type="dxa" w:w="2160"/>
-          </w:tcPr>
-          <w:p>
-            <w:r>
-              <w:t>709亿</w:t>
-            </w:r>
-          </w:p>
-        </w:tc>
-        <w:tc>
-          <w:tcPr>
-            <w:tcW w:type="dxa" w:w="2160"/>
-          </w:tcPr>
-          <w:p>
-            <w:r>
-              <w:t>20%</w:t>
-            </w:r>
-          </w:p>
-        </w:tc>
-      </w:tr>
-      <w:tr>
-        <w:tc>
-          <w:tcPr>
-            <w:tcW w:type="dxa" w:w="2160"/>
-          </w:tcPr>
-          <w:p>
-            <w:r>
-              <w:t>九方信息有限公司</w:t>
-            </w:r>
-          </w:p>
-        </w:tc>
-        <w:tc>
-          <w:tcPr>
-            <w:tcW w:type="dxa" w:w="2160"/>
-          </w:tcPr>
-          <w:p>
-            <w:r>
-              <w:t>新能源</w:t>
-            </w:r>
-          </w:p>
-        </w:tc>
-        <w:tc>
-          <w:tcPr>
-            <w:tcW w:type="dxa" w:w="2160"/>
-          </w:tcPr>
-          <w:p>
-            <w:r>
-              <w:t>380亿</w:t>
-            </w:r>
-          </w:p>
-        </w:tc>
-        <w:tc>
-          <w:tcPr>
-            <w:tcW w:type="dxa" w:w="2160"/>
-          </w:tcPr>
-          <w:p>
-            <w:r>
-              <w:t>20%</w:t>
-            </w:r>
-          </w:p>
-        </w:tc>
-      </w:tr>
-      <w:tr>
-        <w:tc>
-          <w:tcPr>
-            <w:tcW w:type="dxa" w:w="2160"/>
-          </w:tcPr>
-          <w:p>
-            <w:r>
-              <w:t>浦华众城信息有限公司</w:t>
-            </w:r>
-          </w:p>
-        </w:tc>
-        <w:tc>
-          <w:tcPr>
-            <w:tcW w:type="dxa" w:w="2160"/>
-          </w:tcPr>
-          <w:p>
-            <w:r>
-              <w:t>云计算</w:t>
-            </w:r>
-          </w:p>
-        </w:tc>
-        <w:tc>
-          <w:tcPr>
-            <w:tcW w:type="dxa" w:w="2160"/>
-          </w:tcPr>
-          <w:p>
-            <w:r>
-              <w:t>208亿</w:t>
-            </w:r>
-          </w:p>
-        </w:tc>
-        <w:tc>
-          <w:tcPr>
-            <w:tcW w:type="dxa" w:w="2160"/>
-          </w:tcPr>
-          <w:p>
-            <w:r>
-              <w:t>26%</w:t>
-            </w:r>
-          </w:p>
-        </w:tc>
-      </w:tr>
-      <w:tr>
-        <w:tc>
-          <w:tcPr>
-            <w:tcW w:type="dxa" w:w="2160"/>
-          </w:tcPr>
-          <w:p>
-            <w:r>
-              <w:t>创联世纪科技有限公司</w:t>
-            </w:r>
-          </w:p>
-        </w:tc>
-        <w:tc>
-          <w:tcPr>
-            <w:tcW w:type="dxa" w:w="2160"/>
-          </w:tcPr>
-          <w:p>
-            <w:r>
-              <w:t>医疗科技</w:t>
-            </w:r>
-          </w:p>
-        </w:tc>
-        <w:tc>
-          <w:tcPr>
-            <w:tcW w:type="dxa" w:w="2160"/>
-          </w:tcPr>
-          <w:p>
-            <w:r>
-              <w:t>728亿</w:t>
-            </w:r>
-          </w:p>
-        </w:tc>
-        <w:tc>
-          <w:tcPr>
-            <w:tcW w:type="dxa" w:w="2160"/>
-          </w:tcPr>
-          <w:p>
-            <w:r>
-              <w:t>27%</w:t>
-            </w:r>
-          </w:p>
-        </w:tc>
-      </w:tr>
-      <w:tr>
-        <w:tc>
-          <w:tcPr>
-            <w:tcW w:type="dxa" w:w="2160"/>
-          </w:tcPr>
-          <w:p>
-            <w:r>
-              <w:t>创联世纪科技有限公司</w:t>
-            </w:r>
-          </w:p>
-        </w:tc>
-        <w:tc>
-          <w:tcPr>
-            <w:tcW w:type="dxa" w:w="2160"/>
-          </w:tcPr>
-          <w:p>
-            <w:r>
-              <w:t>医疗科技</w:t>
-            </w:r>
-          </w:p>
-        </w:tc>
-        <w:tc>
-          <w:tcPr>
-            <w:tcW w:type="dxa" w:w="2160"/>
-          </w:tcPr>
-          <w:p>
-            <w:r>
-              <w:t>249亿</w:t>
-            </w:r>
-          </w:p>
-        </w:tc>
-        <w:tc>
-          <w:tcPr>
-            <w:tcW w:type="dxa" w:w="2160"/>
-          </w:tcPr>
-          <w:p>
-            <w:r>
-              <w:t>29%</w:t>
-            </w:r>
-          </w:p>
-        </w:tc>
-      </w:tr>
-      <w:tr>
-        <w:tc>
-          <w:tcPr>
-            <w:tcW w:type="dxa" w:w="2160"/>
-          </w:tcPr>
-          <w:p>
-            <w:r>
-              <w:t>创联世纪科技有限公司</w:t>
-            </w:r>
-          </w:p>
-        </w:tc>
-        <w:tc>
-          <w:tcPr>
-            <w:tcW w:type="dxa" w:w="2160"/>
-          </w:tcPr>
-          <w:p>
-            <w:r>
-              <w:t>医疗科技</w:t>
-            </w:r>
-          </w:p>
-        </w:tc>
-        <w:tc>
-          <w:tcPr>
-            <w:tcW w:type="dxa" w:w="2160"/>
-          </w:tcPr>
-          <w:p>
-            <w:r>
-              <w:t>561亿</w:t>
-            </w:r>
-          </w:p>
-        </w:tc>
-        <w:tc>
-          <w:tcPr>
-            <w:tcW w:type="dxa" w:w="2160"/>
-          </w:tcPr>
-          <w:p>
-            <w:r>
-              <w:t>13%</w:t>
-            </w:r>
-          </w:p>
-        </w:tc>
-      </w:tr>
-    </w:tbl>
-    <w:p>
-      <w:pPr>
-        <w:pStyle w:val="Heading1"/>
-      </w:pPr>
-      <w:r>
-        <w:t>行业分析 3</w:t>
-      </w:r>
-    </w:p>
-    <w:p>
-      <w:r>
-        <w:br/>
-        <w:t>从产业链角度看，云计算 行业主要由上游设备厂商、</w:t>
+        <w:t>从产业链角度看，消费科技 行业主要由上游设备厂商、</w:t>
         <w:br/>
         <w:t>中游平台企业以及下游应用厂商组成。</w:t>
         <w:br/>
-        <w:t>创亿网络有限公司 主要位于产业链的 中游 环节。</w:t>
+        <w:t>飞海科技传媒有限公司 主要位于产业链的 上游 环节。</w:t>
         <w:br/>
       </w:r>
     </w:p>
     <w:p>
       <w:r>
         <w:br/>
-        <w:t>华辰资本旗下的 HC Quant Arbitrage Fund 在最近的资产配置会议中</w:t>
+        <w:t>信诚致远科技有限公司 是中国 云计算 行业的重要企业之一。</w:t>
         <w:br/>
-        <w:t>讨论了 消费科技 行业的投资机会，并对 银嘉信息有限公司</w:t>
+        <w:t>根据华辰资本 量化研究部 的研究，该公司成立于 2014 年，</w:t>
         <w:br/>
-        <w:t>进行了重点评估。</w:t>
-        <w:br/>
-      </w:r>
-    </w:p>
-    <w:p>
-      <w:r>
-        <w:br/>
-        <w:t>从产业链角度看，人工智能 行业主要由上游设备厂商、</w:t>
-        <w:br/>
-        <w:t>中游平台企业以及下游应用厂商组成。</w:t>
-        <w:br/>
-        <w:t>迪摩科技有限公司 主要位于产业链的 中游 环节。</w:t>
-        <w:br/>
-      </w:r>
-    </w:p>
-    <w:p>
-      <w:r>
-        <w:br/>
-        <w:t>华辰资本旗下的 HC Global Macro Fund 在最近的资产配置会议中</w:t>
-        <w:br/>
-        <w:t>讨论了 医疗科技 行业的投资机会，并对 雨林木风计算机网络有限公司</w:t>
-        <w:br/>
-        <w:t>进行了重点评估。</w:t>
-        <w:br/>
-      </w:r>
-    </w:p>
-    <w:p>
-      <w:r>
-        <w:br/>
-        <w:t>凌云网络有限公司 是中国 医疗科技 行业的重要企业之一。</w:t>
-        <w:br/>
-        <w:t>根据华辰资本 投资委员会 的研究，该公司成立于 2020 年，</w:t>
-        <w:br/>
-        <w:t>目前员工规模约 730 人。公司近年来持续加大研发投入，</w:t>
+        <w:t>目前员工规模约 1360 人。公司近年来持续加大研发投入，</w:t>
         <w:br/>
         <w:t>在核心技术方面形成了较强的竞争壁垒。</w:t>
         <w:br/>
@@ -1642,33 +2456,11 @@
     <w:p>
       <w:r>
         <w:br/>
-        <w:t>华辰资本旗下的 HC Energy Transition Fund 在最近的资产配置会议中</w:t>
+        <w:t>浦华众城网络有限公司 是中国 新能源 行业的重要企业之一。</w:t>
         <w:br/>
-        <w:t>讨论了 云计算 行业的投资机会，并对 创亿网络有限公司</w:t>
+        <w:t>根据华辰资本 量化研究部 的研究，该公司成立于 2007 年，</w:t>
         <w:br/>
-        <w:t>进行了重点评估。</w:t>
-        <w:br/>
-      </w:r>
-    </w:p>
-    <w:p>
-      <w:r>
-        <w:br/>
-        <w:t>根据内部财务模型测算，东方峻景传媒有限公司 在未来三年</w:t>
-        <w:br/>
-        <w:t>收入复合增长率预计可达到 11% 左右。</w:t>
-        <w:br/>
-        <w:t>该预测基于行业需求增长以及公司产能扩张计划。</w:t>
-        <w:br/>
-      </w:r>
-    </w:p>
-    <w:p>
-      <w:r>
-        <w:br/>
-        <w:t>飞利信科技有限公司 是中国 新能源 行业的重要企业之一。</w:t>
-        <w:br/>
-        <w:t>根据华辰资本 风险管理部 的研究，该公司成立于 2005 年，</w:t>
-        <w:br/>
-        <w:t>目前员工规模约 4433 人。公司近年来持续加大研发投入，</w:t>
+        <w:t>目前员工规模约 5880 人。公司近年来持续加大研发投入，</w:t>
         <w:br/>
         <w:t>在核心技术方面形成了较强的竞争壁垒。</w:t>
         <w:br/>
@@ -1734,37 +2526,37 @@
           </w:tcPr>
           <w:p>
             <w:r>
-              <w:t>昂歌信息科技有限公司</w:t>
-            </w:r>
-          </w:p>
-        </w:tc>
-        <w:tc>
-          <w:tcPr>
-            <w:tcW w:type="dxa" w:w="2160"/>
-          </w:tcPr>
-          <w:p>
-            <w:r>
-              <w:t>消费科技</w:t>
-            </w:r>
-          </w:p>
-        </w:tc>
-        <w:tc>
-          <w:tcPr>
-            <w:tcW w:type="dxa" w:w="2160"/>
-          </w:tcPr>
-          <w:p>
-            <w:r>
-              <w:t>261亿</w:t>
-            </w:r>
-          </w:p>
-        </w:tc>
-        <w:tc>
-          <w:tcPr>
-            <w:tcW w:type="dxa" w:w="2160"/>
-          </w:tcPr>
-          <w:p>
-            <w:r>
-              <w:t>17%</w:t>
+              <w:t>惠派国际公司科技有限公司</w:t>
+            </w:r>
+          </w:p>
+        </w:tc>
+        <w:tc>
+          <w:tcPr>
+            <w:tcW w:type="dxa" w:w="2160"/>
+          </w:tcPr>
+          <w:p>
+            <w:r>
+              <w:t>人工智能</w:t>
+            </w:r>
+          </w:p>
+        </w:tc>
+        <w:tc>
+          <w:tcPr>
+            <w:tcW w:type="dxa" w:w="2160"/>
+          </w:tcPr>
+          <w:p>
+            <w:r>
+              <w:t>743亿</w:t>
+            </w:r>
+          </w:p>
+        </w:tc>
+        <w:tc>
+          <w:tcPr>
+            <w:tcW w:type="dxa" w:w="2160"/>
+          </w:tcPr>
+          <w:p>
+            <w:r>
+              <w:t>14%</w:t>
             </w:r>
           </w:p>
         </w:tc>
@@ -1776,37 +2568,37 @@
           </w:tcPr>
           <w:p>
             <w:r>
-              <w:t>鸿睿思博网络有限公司</w:t>
-            </w:r>
-          </w:p>
-        </w:tc>
-        <w:tc>
-          <w:tcPr>
-            <w:tcW w:type="dxa" w:w="2160"/>
-          </w:tcPr>
-          <w:p>
-            <w:r>
-              <w:t>新能源</w:t>
-            </w:r>
-          </w:p>
-        </w:tc>
-        <w:tc>
-          <w:tcPr>
-            <w:tcW w:type="dxa" w:w="2160"/>
-          </w:tcPr>
-          <w:p>
-            <w:r>
-              <w:t>718亿</w:t>
-            </w:r>
-          </w:p>
-        </w:tc>
-        <w:tc>
-          <w:tcPr>
-            <w:tcW w:type="dxa" w:w="2160"/>
-          </w:tcPr>
-          <w:p>
-            <w:r>
-              <w:t>16%</w:t>
+              <w:t>迪摩信息有限公司</w:t>
+            </w:r>
+          </w:p>
+        </w:tc>
+        <w:tc>
+          <w:tcPr>
+            <w:tcW w:type="dxa" w:w="2160"/>
+          </w:tcPr>
+          <w:p>
+            <w:r>
+              <w:t>医疗科技</w:t>
+            </w:r>
+          </w:p>
+        </w:tc>
+        <w:tc>
+          <w:tcPr>
+            <w:tcW w:type="dxa" w:w="2160"/>
+          </w:tcPr>
+          <w:p>
+            <w:r>
+              <w:t>627亿</w:t>
+            </w:r>
+          </w:p>
+        </w:tc>
+        <w:tc>
+          <w:tcPr>
+            <w:tcW w:type="dxa" w:w="2160"/>
+          </w:tcPr>
+          <w:p>
+            <w:r>
+              <w:t>22%</w:t>
             </w:r>
           </w:p>
         </w:tc>
@@ -1818,27 +2610,27 @@
           </w:tcPr>
           <w:p>
             <w:r>
-              <w:t>凌云网络有限公司</w:t>
-            </w:r>
-          </w:p>
-        </w:tc>
-        <w:tc>
-          <w:tcPr>
-            <w:tcW w:type="dxa" w:w="2160"/>
-          </w:tcPr>
-          <w:p>
-            <w:r>
-              <w:t>医疗科技</w:t>
-            </w:r>
-          </w:p>
-        </w:tc>
-        <w:tc>
-          <w:tcPr>
-            <w:tcW w:type="dxa" w:w="2160"/>
-          </w:tcPr>
-          <w:p>
-            <w:r>
-              <w:t>682亿</w:t>
+              <w:t>佳禾传媒有限公司</w:t>
+            </w:r>
+          </w:p>
+        </w:tc>
+        <w:tc>
+          <w:tcPr>
+            <w:tcW w:type="dxa" w:w="2160"/>
+          </w:tcPr>
+          <w:p>
+            <w:r>
+              <w:t>云计算</w:t>
+            </w:r>
+          </w:p>
+        </w:tc>
+        <w:tc>
+          <w:tcPr>
+            <w:tcW w:type="dxa" w:w="2160"/>
+          </w:tcPr>
+          <w:p>
+            <w:r>
+              <w:t>652亿</w:t>
             </w:r>
           </w:p>
         </w:tc>
@@ -1860,7 +2652,7 @@
           </w:tcPr>
           <w:p>
             <w:r>
-              <w:t>兰金电子网络有限公司</w:t>
+              <w:t>华泰通安传媒有限公司</w:t>
             </w:r>
           </w:p>
         </w:tc>
@@ -1880,17 +2672,17 @@
           </w:tcPr>
           <w:p>
             <w:r>
-              <w:t>421亿</w:t>
-            </w:r>
-          </w:p>
-        </w:tc>
-        <w:tc>
-          <w:tcPr>
-            <w:tcW w:type="dxa" w:w="2160"/>
-          </w:tcPr>
-          <w:p>
-            <w:r>
-              <w:t>11%</w:t>
+              <w:t>261亿</w:t>
+            </w:r>
+          </w:p>
+        </w:tc>
+        <w:tc>
+          <w:tcPr>
+            <w:tcW w:type="dxa" w:w="2160"/>
+          </w:tcPr>
+          <w:p>
+            <w:r>
+              <w:t>21%</w:t>
             </w:r>
           </w:p>
         </w:tc>
@@ -1902,37 +2694,37 @@
           </w:tcPr>
           <w:p>
             <w:r>
-              <w:t>浦华众城科技有限公司</w:t>
-            </w:r>
-          </w:p>
-        </w:tc>
-        <w:tc>
-          <w:tcPr>
-            <w:tcW w:type="dxa" w:w="2160"/>
-          </w:tcPr>
-          <w:p>
-            <w:r>
-              <w:t>半导体</w:t>
-            </w:r>
-          </w:p>
-        </w:tc>
-        <w:tc>
-          <w:tcPr>
-            <w:tcW w:type="dxa" w:w="2160"/>
-          </w:tcPr>
-          <w:p>
-            <w:r>
-              <w:t>674亿</w:t>
-            </w:r>
-          </w:p>
-        </w:tc>
-        <w:tc>
-          <w:tcPr>
-            <w:tcW w:type="dxa" w:w="2160"/>
-          </w:tcPr>
-          <w:p>
-            <w:r>
-              <w:t>23%</w:t>
+              <w:t>鑫博腾飞信息有限公司</w:t>
+            </w:r>
+          </w:p>
+        </w:tc>
+        <w:tc>
+          <w:tcPr>
+            <w:tcW w:type="dxa" w:w="2160"/>
+          </w:tcPr>
+          <w:p>
+            <w:r>
+              <w:t>消费科技</w:t>
+            </w:r>
+          </w:p>
+        </w:tc>
+        <w:tc>
+          <w:tcPr>
+            <w:tcW w:type="dxa" w:w="2160"/>
+          </w:tcPr>
+          <w:p>
+            <w:r>
+              <w:t>575亿</w:t>
+            </w:r>
+          </w:p>
+        </w:tc>
+        <w:tc>
+          <w:tcPr>
+            <w:tcW w:type="dxa" w:w="2160"/>
+          </w:tcPr>
+          <w:p>
+            <w:r>
+              <w:t>8%</w:t>
             </w:r>
           </w:p>
         </w:tc>
@@ -1944,7 +2736,7 @@
           </w:tcPr>
           <w:p>
             <w:r>
-              <w:t>昂歌信息科技有限公司</w:t>
+              <w:t>昂歌信息信息有限公司</w:t>
             </w:r>
           </w:p>
         </w:tc>
@@ -1964,17 +2756,17 @@
           </w:tcPr>
           <w:p>
             <w:r>
-              <w:t>649亿</w:t>
-            </w:r>
-          </w:p>
-        </w:tc>
-        <w:tc>
-          <w:tcPr>
-            <w:tcW w:type="dxa" w:w="2160"/>
-          </w:tcPr>
-          <w:p>
-            <w:r>
-              <w:t>23%</w:t>
+              <w:t>439亿</w:t>
+            </w:r>
+          </w:p>
+        </w:tc>
+        <w:tc>
+          <w:tcPr>
+            <w:tcW w:type="dxa" w:w="2160"/>
+          </w:tcPr>
+          <w:p>
+            <w:r>
+              <w:t>5%</w:t>
             </w:r>
           </w:p>
         </w:tc>
@@ -1986,37 +2778,37 @@
           </w:tcPr>
           <w:p>
             <w:r>
-              <w:t>艾提科信科技有限公司</w:t>
-            </w:r>
-          </w:p>
-        </w:tc>
-        <w:tc>
-          <w:tcPr>
-            <w:tcW w:type="dxa" w:w="2160"/>
-          </w:tcPr>
-          <w:p>
-            <w:r>
-              <w:t>机器人</w:t>
-            </w:r>
-          </w:p>
-        </w:tc>
-        <w:tc>
-          <w:tcPr>
-            <w:tcW w:type="dxa" w:w="2160"/>
-          </w:tcPr>
-          <w:p>
-            <w:r>
-              <w:t>113亿</w:t>
-            </w:r>
-          </w:p>
-        </w:tc>
-        <w:tc>
-          <w:tcPr>
-            <w:tcW w:type="dxa" w:w="2160"/>
-          </w:tcPr>
-          <w:p>
-            <w:r>
-              <w:t>18%</w:t>
+              <w:t>华成育卓传媒有限公司</w:t>
+            </w:r>
+          </w:p>
+        </w:tc>
+        <w:tc>
+          <w:tcPr>
+            <w:tcW w:type="dxa" w:w="2160"/>
+          </w:tcPr>
+          <w:p>
+            <w:r>
+              <w:t>人工智能</w:t>
+            </w:r>
+          </w:p>
+        </w:tc>
+        <w:tc>
+          <w:tcPr>
+            <w:tcW w:type="dxa" w:w="2160"/>
+          </w:tcPr>
+          <w:p>
+            <w:r>
+              <w:t>331亿</w:t>
+            </w:r>
+          </w:p>
+        </w:tc>
+        <w:tc>
+          <w:tcPr>
+            <w:tcW w:type="dxa" w:w="2160"/>
+          </w:tcPr>
+          <w:p>
+            <w:r>
+              <w:t>21%</w:t>
             </w:r>
           </w:p>
         </w:tc>
@@ -2028,37 +2820,37 @@
           </w:tcPr>
           <w:p>
             <w:r>
-              <w:t>万迅电脑网络有限公司</w:t>
-            </w:r>
-          </w:p>
-        </w:tc>
-        <w:tc>
-          <w:tcPr>
-            <w:tcW w:type="dxa" w:w="2160"/>
-          </w:tcPr>
-          <w:p>
-            <w:r>
-              <w:t>半导体</w:t>
-            </w:r>
-          </w:p>
-        </w:tc>
-        <w:tc>
-          <w:tcPr>
-            <w:tcW w:type="dxa" w:w="2160"/>
-          </w:tcPr>
-          <w:p>
-            <w:r>
-              <w:t>799亿</w:t>
-            </w:r>
-          </w:p>
-        </w:tc>
-        <w:tc>
-          <w:tcPr>
-            <w:tcW w:type="dxa" w:w="2160"/>
-          </w:tcPr>
-          <w:p>
-            <w:r>
-              <w:t>29%</w:t>
+              <w:t>戴硕电子网络有限公司</w:t>
+            </w:r>
+          </w:p>
+        </w:tc>
+        <w:tc>
+          <w:tcPr>
+            <w:tcW w:type="dxa" w:w="2160"/>
+          </w:tcPr>
+          <w:p>
+            <w:r>
+              <w:t>新能源</w:t>
+            </w:r>
+          </w:p>
+        </w:tc>
+        <w:tc>
+          <w:tcPr>
+            <w:tcW w:type="dxa" w:w="2160"/>
+          </w:tcPr>
+          <w:p>
+            <w:r>
+              <w:t>407亿</w:t>
+            </w:r>
+          </w:p>
+        </w:tc>
+        <w:tc>
+          <w:tcPr>
+            <w:tcW w:type="dxa" w:w="2160"/>
+          </w:tcPr>
+          <w:p>
+            <w:r>
+              <w:t>28%</w:t>
             </w:r>
           </w:p>
         </w:tc>
@@ -2070,37 +2862,37 @@
           </w:tcPr>
           <w:p>
             <w:r>
-              <w:t>佳禾科技有限公司</w:t>
-            </w:r>
-          </w:p>
-        </w:tc>
-        <w:tc>
-          <w:tcPr>
-            <w:tcW w:type="dxa" w:w="2160"/>
-          </w:tcPr>
-          <w:p>
-            <w:r>
-              <w:t>半导体</w:t>
-            </w:r>
-          </w:p>
-        </w:tc>
-        <w:tc>
-          <w:tcPr>
-            <w:tcW w:type="dxa" w:w="2160"/>
-          </w:tcPr>
-          <w:p>
-            <w:r>
-              <w:t>776亿</w:t>
-            </w:r>
-          </w:p>
-        </w:tc>
-        <w:tc>
-          <w:tcPr>
-            <w:tcW w:type="dxa" w:w="2160"/>
-          </w:tcPr>
-          <w:p>
-            <w:r>
-              <w:t>5%</w:t>
+              <w:t>恩悌网络有限公司</w:t>
+            </w:r>
+          </w:p>
+        </w:tc>
+        <w:tc>
+          <w:tcPr>
+            <w:tcW w:type="dxa" w:w="2160"/>
+          </w:tcPr>
+          <w:p>
+            <w:r>
+              <w:t>新能源</w:t>
+            </w:r>
+          </w:p>
+        </w:tc>
+        <w:tc>
+          <w:tcPr>
+            <w:tcW w:type="dxa" w:w="2160"/>
+          </w:tcPr>
+          <w:p>
+            <w:r>
+              <w:t>353亿</w:t>
+            </w:r>
+          </w:p>
+        </w:tc>
+        <w:tc>
+          <w:tcPr>
+            <w:tcW w:type="dxa" w:w="2160"/>
+          </w:tcPr>
+          <w:p>
+            <w:r>
+              <w:t>18%</w:t>
             </w:r>
           </w:p>
         </w:tc>
@@ -2112,37 +2904,37 @@
           </w:tcPr>
           <w:p>
             <w:r>
-              <w:t>和泰传媒有限公司</w:t>
-            </w:r>
-          </w:p>
-        </w:tc>
-        <w:tc>
-          <w:tcPr>
-            <w:tcW w:type="dxa" w:w="2160"/>
-          </w:tcPr>
-          <w:p>
-            <w:r>
-              <w:t>消费科技</w:t>
-            </w:r>
-          </w:p>
-        </w:tc>
-        <w:tc>
-          <w:tcPr>
-            <w:tcW w:type="dxa" w:w="2160"/>
-          </w:tcPr>
-          <w:p>
-            <w:r>
-              <w:t>565亿</w:t>
-            </w:r>
-          </w:p>
-        </w:tc>
-        <w:tc>
-          <w:tcPr>
-            <w:tcW w:type="dxa" w:w="2160"/>
-          </w:tcPr>
-          <w:p>
-            <w:r>
-              <w:t>15%</w:t>
+              <w:t>华泰通安网络有限公司</w:t>
+            </w:r>
+          </w:p>
+        </w:tc>
+        <w:tc>
+          <w:tcPr>
+            <w:tcW w:type="dxa" w:w="2160"/>
+          </w:tcPr>
+          <w:p>
+            <w:r>
+              <w:t>半导体</w:t>
+            </w:r>
+          </w:p>
+        </w:tc>
+        <w:tc>
+          <w:tcPr>
+            <w:tcW w:type="dxa" w:w="2160"/>
+          </w:tcPr>
+          <w:p>
+            <w:r>
+              <w:t>550亿</w:t>
+            </w:r>
+          </w:p>
+        </w:tc>
+        <w:tc>
+          <w:tcPr>
+            <w:tcW w:type="dxa" w:w="2160"/>
+          </w:tcPr>
+          <w:p>
+            <w:r>
+              <w:t>25%</w:t>
             </w:r>
           </w:p>
         </w:tc>
@@ -2154,37 +2946,37 @@
           </w:tcPr>
           <w:p>
             <w:r>
-              <w:t>九方网络有限公司</w:t>
-            </w:r>
-          </w:p>
-        </w:tc>
-        <w:tc>
-          <w:tcPr>
-            <w:tcW w:type="dxa" w:w="2160"/>
-          </w:tcPr>
-          <w:p>
-            <w:r>
-              <w:t>新能源</w:t>
-            </w:r>
-          </w:p>
-        </w:tc>
-        <w:tc>
-          <w:tcPr>
-            <w:tcW w:type="dxa" w:w="2160"/>
-          </w:tcPr>
-          <w:p>
-            <w:r>
-              <w:t>372亿</w:t>
-            </w:r>
-          </w:p>
-        </w:tc>
-        <w:tc>
-          <w:tcPr>
-            <w:tcW w:type="dxa" w:w="2160"/>
-          </w:tcPr>
-          <w:p>
-            <w:r>
-              <w:t>22%</w:t>
+              <w:t>巨奥传媒有限公司</w:t>
+            </w:r>
+          </w:p>
+        </w:tc>
+        <w:tc>
+          <w:tcPr>
+            <w:tcW w:type="dxa" w:w="2160"/>
+          </w:tcPr>
+          <w:p>
+            <w:r>
+              <w:t>人工智能</w:t>
+            </w:r>
+          </w:p>
+        </w:tc>
+        <w:tc>
+          <w:tcPr>
+            <w:tcW w:type="dxa" w:w="2160"/>
+          </w:tcPr>
+          <w:p>
+            <w:r>
+              <w:t>297亿</w:t>
+            </w:r>
+          </w:p>
+        </w:tc>
+        <w:tc>
+          <w:tcPr>
+            <w:tcW w:type="dxa" w:w="2160"/>
+          </w:tcPr>
+          <w:p>
+            <w:r>
+              <w:t>18%</w:t>
             </w:r>
           </w:p>
         </w:tc>
@@ -2196,37 +2988,37 @@
           </w:tcPr>
           <w:p>
             <w:r>
-              <w:t>信诚致远传媒有限公司</w:t>
-            </w:r>
-          </w:p>
-        </w:tc>
-        <w:tc>
-          <w:tcPr>
-            <w:tcW w:type="dxa" w:w="2160"/>
-          </w:tcPr>
-          <w:p>
-            <w:r>
-              <w:t>人工智能</w:t>
-            </w:r>
-          </w:p>
-        </w:tc>
-        <w:tc>
-          <w:tcPr>
-            <w:tcW w:type="dxa" w:w="2160"/>
-          </w:tcPr>
-          <w:p>
-            <w:r>
-              <w:t>276亿</w:t>
-            </w:r>
-          </w:p>
-        </w:tc>
-        <w:tc>
-          <w:tcPr>
-            <w:tcW w:type="dxa" w:w="2160"/>
-          </w:tcPr>
-          <w:p>
-            <w:r>
-              <w:t>5%</w:t>
+              <w:t>精芯信息有限公司</w:t>
+            </w:r>
+          </w:p>
+        </w:tc>
+        <w:tc>
+          <w:tcPr>
+            <w:tcW w:type="dxa" w:w="2160"/>
+          </w:tcPr>
+          <w:p>
+            <w:r>
+              <w:t>半导体</w:t>
+            </w:r>
+          </w:p>
+        </w:tc>
+        <w:tc>
+          <w:tcPr>
+            <w:tcW w:type="dxa" w:w="2160"/>
+          </w:tcPr>
+          <w:p>
+            <w:r>
+              <w:t>359亿</w:t>
+            </w:r>
+          </w:p>
+        </w:tc>
+        <w:tc>
+          <w:tcPr>
+            <w:tcW w:type="dxa" w:w="2160"/>
+          </w:tcPr>
+          <w:p>
+            <w:r>
+              <w:t>26%</w:t>
             </w:r>
           </w:p>
         </w:tc>
@@ -2238,37 +3030,37 @@
           </w:tcPr>
           <w:p>
             <w:r>
-              <w:t>鸿睿思博信息有限公司</w:t>
-            </w:r>
-          </w:p>
-        </w:tc>
-        <w:tc>
-          <w:tcPr>
-            <w:tcW w:type="dxa" w:w="2160"/>
-          </w:tcPr>
-          <w:p>
-            <w:r>
-              <w:t>半导体</w:t>
-            </w:r>
-          </w:p>
-        </w:tc>
-        <w:tc>
-          <w:tcPr>
-            <w:tcW w:type="dxa" w:w="2160"/>
-          </w:tcPr>
-          <w:p>
-            <w:r>
-              <w:t>460亿</w:t>
-            </w:r>
-          </w:p>
-        </w:tc>
-        <w:tc>
-          <w:tcPr>
-            <w:tcW w:type="dxa" w:w="2160"/>
-          </w:tcPr>
-          <w:p>
-            <w:r>
-              <w:t>16%</w:t>
+              <w:t>泰麒麟网络有限公司</w:t>
+            </w:r>
+          </w:p>
+        </w:tc>
+        <w:tc>
+          <w:tcPr>
+            <w:tcW w:type="dxa" w:w="2160"/>
+          </w:tcPr>
+          <w:p>
+            <w:r>
+              <w:t>云计算</w:t>
+            </w:r>
+          </w:p>
+        </w:tc>
+        <w:tc>
+          <w:tcPr>
+            <w:tcW w:type="dxa" w:w="2160"/>
+          </w:tcPr>
+          <w:p>
+            <w:r>
+              <w:t>262亿</w:t>
+            </w:r>
+          </w:p>
+        </w:tc>
+        <w:tc>
+          <w:tcPr>
+            <w:tcW w:type="dxa" w:w="2160"/>
+          </w:tcPr>
+          <w:p>
+            <w:r>
+              <w:t>26%</w:t>
             </w:r>
           </w:p>
         </w:tc>
@@ -2280,27 +3072,27 @@
           </w:tcPr>
           <w:p>
             <w:r>
-              <w:t>九方网络有限公司</w:t>
-            </w:r>
-          </w:p>
-        </w:tc>
-        <w:tc>
-          <w:tcPr>
-            <w:tcW w:type="dxa" w:w="2160"/>
-          </w:tcPr>
-          <w:p>
-            <w:r>
-              <w:t>新能源</w:t>
-            </w:r>
-          </w:p>
-        </w:tc>
-        <w:tc>
-          <w:tcPr>
-            <w:tcW w:type="dxa" w:w="2160"/>
-          </w:tcPr>
-          <w:p>
-            <w:r>
-              <w:t>135亿</w:t>
+              <w:t>昂歌信息信息有限公司</w:t>
+            </w:r>
+          </w:p>
+        </w:tc>
+        <w:tc>
+          <w:tcPr>
+            <w:tcW w:type="dxa" w:w="2160"/>
+          </w:tcPr>
+          <w:p>
+            <w:r>
+              <w:t>消费科技</w:t>
+            </w:r>
+          </w:p>
+        </w:tc>
+        <w:tc>
+          <w:tcPr>
+            <w:tcW w:type="dxa" w:w="2160"/>
+          </w:tcPr>
+          <w:p>
+            <w:r>
+              <w:t>507亿</w:t>
             </w:r>
           </w:p>
         </w:tc>
@@ -2322,37 +3114,37 @@
           </w:tcPr>
           <w:p>
             <w:r>
-              <w:t>和泰科技有限公司</w:t>
-            </w:r>
-          </w:p>
-        </w:tc>
-        <w:tc>
-          <w:tcPr>
-            <w:tcW w:type="dxa" w:w="2160"/>
-          </w:tcPr>
-          <w:p>
-            <w:r>
-              <w:t>人工智能</w:t>
-            </w:r>
-          </w:p>
-        </w:tc>
-        <w:tc>
-          <w:tcPr>
-            <w:tcW w:type="dxa" w:w="2160"/>
-          </w:tcPr>
-          <w:p>
-            <w:r>
-              <w:t>635亿</w:t>
-            </w:r>
-          </w:p>
-        </w:tc>
-        <w:tc>
-          <w:tcPr>
-            <w:tcW w:type="dxa" w:w="2160"/>
-          </w:tcPr>
-          <w:p>
-            <w:r>
-              <w:t>23%</w:t>
+              <w:t>九方传媒有限公司</w:t>
+            </w:r>
+          </w:p>
+        </w:tc>
+        <w:tc>
+          <w:tcPr>
+            <w:tcW w:type="dxa" w:w="2160"/>
+          </w:tcPr>
+          <w:p>
+            <w:r>
+              <w:t>医疗科技</w:t>
+            </w:r>
+          </w:p>
+        </w:tc>
+        <w:tc>
+          <w:tcPr>
+            <w:tcW w:type="dxa" w:w="2160"/>
+          </w:tcPr>
+          <w:p>
+            <w:r>
+              <w:t>513亿</w:t>
+            </w:r>
+          </w:p>
+        </w:tc>
+        <w:tc>
+          <w:tcPr>
+            <w:tcW w:type="dxa" w:w="2160"/>
+          </w:tcPr>
+          <w:p>
+            <w:r>
+              <w:t>12%</w:t>
             </w:r>
           </w:p>
         </w:tc>
@@ -2363,7 +3155,7 @@
         <w:pStyle w:val="Heading1"/>
       </w:pPr>
       <w:r>
-        <w:t>行业分析 4</w:t>
+        <w:t>行业分析 5</w:t>
       </w:r>
     </w:p>
     <w:p>
@@ -2371,7 +3163,7 @@
         <w:br/>
         <w:t>华辰资本旗下的 HC Alpha Growth Fund 在最近的资产配置会议中</w:t>
         <w:br/>
-        <w:t>讨论了 云计算 行业的投资机会，并对 天益信息有限公司</w:t>
+        <w:t>讨论了 消费科技 行业的投资机会，并对 华泰通安传媒有限公司</w:t>
         <w:br/>
         <w:t>进行了重点评估。</w:t>
         <w:br/>
@@ -2380,40 +3172,7 @@
     <w:p>
       <w:r>
         <w:br/>
-        <w:t>风险管理部认为，消费科技 行业仍然面临若干</w:t>
-        <w:br/>
-        <w:t>不确定性因素，包括技术迭代风险、政策变化、</w:t>
-        <w:br/>
-        <w:t>以及市场竞争加剧等问题。</w:t>
-        <w:br/>
-      </w:r>
-    </w:p>
-    <w:p>
-      <w:r>
-        <w:br/>
-        <w:t>华辰资本旗下的 HC Global Macro Fund 在最近的资产配置会议中</w:t>
-        <w:br/>
-        <w:t>讨论了 云计算 行业的投资机会，并对 精芯科技有限公司</w:t>
-        <w:br/>
-        <w:t>进行了重点评估。</w:t>
-        <w:br/>
-      </w:r>
-    </w:p>
-    <w:p>
-      <w:r>
-        <w:br/>
-        <w:t>从产业链角度看，新能源 行业主要由上游设备厂商、</w:t>
-        <w:br/>
-        <w:t>中游平台企业以及下游应用厂商组成。</w:t>
-        <w:br/>
-        <w:t>东方峻景传媒有限公司 主要位于产业链的 上游 环节。</w:t>
-        <w:br/>
-      </w:r>
-    </w:p>
-    <w:p>
-      <w:r>
-        <w:br/>
-        <w:t>根据内部财务模型测算，国讯网络有限公司 在未来三年</w:t>
+        <w:t>根据内部财务模型测算，鑫博腾飞信息有限公司 在未来三年</w:t>
         <w:br/>
         <w:t>收入复合增长率预计可达到 17% 左右。</w:t>
         <w:br/>
@@ -2424,35 +3183,72 @@
     <w:p>
       <w:r>
         <w:br/>
-        <w:t>风险管理部认为，新能源 行业仍然面临若干</w:t>
+        <w:t>信诚致远网络有限公司 是中国 半导体 行业的重要企业之一。</w:t>
         <w:br/>
-        <w:t>不确定性因素，包括技术迭代风险、政策变化、</w:t>
+        <w:t>根据华辰资本 资产配置委员会 的研究，该公司成立于 2015 年，</w:t>
         <w:br/>
-        <w:t>以及市场竞争加剧等问题。</w:t>
+        <w:t>目前员工规模约 2901 人。公司近年来持续加大研发投入，</w:t>
+        <w:br/>
+        <w:t>在核心技术方面形成了较强的竞争壁垒。</w:t>
         <w:br/>
       </w:r>
     </w:p>
     <w:p>
       <w:r>
         <w:br/>
-        <w:t>风险管理部认为，消费科技 行业仍然面临若干</w:t>
+        <w:t>华辰资本旗下的 HC Alpha Growth Fund 在最近的资产配置会议中</w:t>
         <w:br/>
-        <w:t>不确定性因素，包括技术迭代风险、政策变化、</w:t>
+        <w:t>讨论了 半导体 行业的投资机会，并对 精芯信息有限公司</w:t>
         <w:br/>
-        <w:t>以及市场竞争加剧等问题。</w:t>
+        <w:t>进行了重点评估。</w:t>
         <w:br/>
       </w:r>
     </w:p>
     <w:p>
       <w:r>
         <w:br/>
-        <w:t>艾提科信科技有限公司 是中国 机器人 行业的重要企业之一。</w:t>
+        <w:t>华辰资本旗下的 HC Alpha Growth Fund 在最近的资产配置会议中</w:t>
         <w:br/>
-        <w:t>根据华辰资本 投资委员会 的研究，该公司成立于 2017 年，</w:t>
+        <w:t>讨论了 消费科技 行业的投资机会，并对 联软科技有限公司</w:t>
         <w:br/>
-        <w:t>目前员工规模约 324 人。公司近年来持续加大研发投入，</w:t>
+        <w:t>进行了重点评估。</w:t>
+        <w:br/>
+      </w:r>
+    </w:p>
+    <w:p>
+      <w:r>
+        <w:br/>
+        <w:t>浦华众城网络有限公司 是中国 新能源 行业的重要企业之一。</w:t>
+        <w:br/>
+        <w:t>根据华辰资本 投资委员会 的研究，该公司成立于 2007 年，</w:t>
+        <w:br/>
+        <w:t>目前员工规模约 5880 人。公司近年来持续加大研发投入，</w:t>
         <w:br/>
         <w:t>在核心技术方面形成了较强的竞争壁垒。</w:t>
+        <w:br/>
+      </w:r>
+    </w:p>
+    <w:p>
+      <w:r>
+        <w:br/>
+        <w:t>联通时科传媒有限公司 是中国 消费科技 行业的重要企业之一。</w:t>
+        <w:br/>
+        <w:t>根据华辰资本 投资策略部 的研究，该公司成立于 2014 年，</w:t>
+        <w:br/>
+        <w:t>目前员工规模约 3667 人。公司近年来持续加大研发投入，</w:t>
+        <w:br/>
+        <w:t>在核心技术方面形成了较强的竞争壁垒。</w:t>
+        <w:br/>
+      </w:r>
+    </w:p>
+    <w:p>
+      <w:r>
+        <w:br/>
+        <w:t>根据内部财务模型测算，精芯信息有限公司 在未来三年</w:t>
+        <w:br/>
+        <w:t>收入复合增长率预计可达到 21% 左右。</w:t>
+        <w:br/>
+        <w:t>该预测基于行业需求增长以及公司产能扩张计划。</w:t>
         <w:br/>
       </w:r>
     </w:p>
@@ -2516,37 +3312,37 @@
           </w:tcPr>
           <w:p>
             <w:r>
-              <w:t>天益信息有限公司</w:t>
-            </w:r>
-          </w:p>
-        </w:tc>
-        <w:tc>
-          <w:tcPr>
-            <w:tcW w:type="dxa" w:w="2160"/>
-          </w:tcPr>
-          <w:p>
-            <w:r>
-              <w:t>云计算</w:t>
-            </w:r>
-          </w:p>
-        </w:tc>
-        <w:tc>
-          <w:tcPr>
-            <w:tcW w:type="dxa" w:w="2160"/>
-          </w:tcPr>
-          <w:p>
-            <w:r>
-              <w:t>755亿</w:t>
-            </w:r>
-          </w:p>
-        </w:tc>
-        <w:tc>
-          <w:tcPr>
-            <w:tcW w:type="dxa" w:w="2160"/>
-          </w:tcPr>
-          <w:p>
-            <w:r>
-              <w:t>13%</w:t>
+              <w:t>毕博诚信息有限公司</w:t>
+            </w:r>
+          </w:p>
+        </w:tc>
+        <w:tc>
+          <w:tcPr>
+            <w:tcW w:type="dxa" w:w="2160"/>
+          </w:tcPr>
+          <w:p>
+            <w:r>
+              <w:t>机器人</w:t>
+            </w:r>
+          </w:p>
+        </w:tc>
+        <w:tc>
+          <w:tcPr>
+            <w:tcW w:type="dxa" w:w="2160"/>
+          </w:tcPr>
+          <w:p>
+            <w:r>
+              <w:t>183亿</w:t>
+            </w:r>
+          </w:p>
+        </w:tc>
+        <w:tc>
+          <w:tcPr>
+            <w:tcW w:type="dxa" w:w="2160"/>
+          </w:tcPr>
+          <w:p>
+            <w:r>
+              <w:t>8%</w:t>
             </w:r>
           </w:p>
         </w:tc>
@@ -2558,37 +3354,37 @@
           </w:tcPr>
           <w:p>
             <w:r>
-              <w:t>国讯网络有限公司</w:t>
-            </w:r>
-          </w:p>
-        </w:tc>
-        <w:tc>
-          <w:tcPr>
-            <w:tcW w:type="dxa" w:w="2160"/>
-          </w:tcPr>
-          <w:p>
-            <w:r>
-              <w:t>云计算</w:t>
-            </w:r>
-          </w:p>
-        </w:tc>
-        <w:tc>
-          <w:tcPr>
-            <w:tcW w:type="dxa" w:w="2160"/>
-          </w:tcPr>
-          <w:p>
-            <w:r>
-              <w:t>436亿</w:t>
-            </w:r>
-          </w:p>
-        </w:tc>
-        <w:tc>
-          <w:tcPr>
-            <w:tcW w:type="dxa" w:w="2160"/>
-          </w:tcPr>
-          <w:p>
-            <w:r>
-              <w:t>15%</w:t>
+              <w:t>联通时科传媒有限公司</w:t>
+            </w:r>
+          </w:p>
+        </w:tc>
+        <w:tc>
+          <w:tcPr>
+            <w:tcW w:type="dxa" w:w="2160"/>
+          </w:tcPr>
+          <w:p>
+            <w:r>
+              <w:t>消费科技</w:t>
+            </w:r>
+          </w:p>
+        </w:tc>
+        <w:tc>
+          <w:tcPr>
+            <w:tcW w:type="dxa" w:w="2160"/>
+          </w:tcPr>
+          <w:p>
+            <w:r>
+              <w:t>529亿</w:t>
+            </w:r>
+          </w:p>
+        </w:tc>
+        <w:tc>
+          <w:tcPr>
+            <w:tcW w:type="dxa" w:w="2160"/>
+          </w:tcPr>
+          <w:p>
+            <w:r>
+              <w:t>23%</w:t>
             </w:r>
           </w:p>
         </w:tc>
@@ -2600,37 +3396,37 @@
           </w:tcPr>
           <w:p>
             <w:r>
-              <w:t>佳禾科技有限公司</w:t>
-            </w:r>
-          </w:p>
-        </w:tc>
-        <w:tc>
-          <w:tcPr>
-            <w:tcW w:type="dxa" w:w="2160"/>
-          </w:tcPr>
-          <w:p>
-            <w:r>
-              <w:t>半导体</w:t>
-            </w:r>
-          </w:p>
-        </w:tc>
-        <w:tc>
-          <w:tcPr>
-            <w:tcW w:type="dxa" w:w="2160"/>
-          </w:tcPr>
-          <w:p>
-            <w:r>
-              <w:t>715亿</w:t>
-            </w:r>
-          </w:p>
-        </w:tc>
-        <w:tc>
-          <w:tcPr>
-            <w:tcW w:type="dxa" w:w="2160"/>
-          </w:tcPr>
-          <w:p>
-            <w:r>
-              <w:t>22%</w:t>
+              <w:t>方正科技信息有限公司</w:t>
+            </w:r>
+          </w:p>
+        </w:tc>
+        <w:tc>
+          <w:tcPr>
+            <w:tcW w:type="dxa" w:w="2160"/>
+          </w:tcPr>
+          <w:p>
+            <w:r>
+              <w:t>消费科技</w:t>
+            </w:r>
+          </w:p>
+        </w:tc>
+        <w:tc>
+          <w:tcPr>
+            <w:tcW w:type="dxa" w:w="2160"/>
+          </w:tcPr>
+          <w:p>
+            <w:r>
+              <w:t>451亿</w:t>
+            </w:r>
+          </w:p>
+        </w:tc>
+        <w:tc>
+          <w:tcPr>
+            <w:tcW w:type="dxa" w:w="2160"/>
+          </w:tcPr>
+          <w:p>
+            <w:r>
+              <w:t>11%</w:t>
             </w:r>
           </w:p>
         </w:tc>
@@ -2642,7 +3438,7 @@
           </w:tcPr>
           <w:p>
             <w:r>
-              <w:t>兰金电子网络有限公司</w:t>
+              <w:t>联软科技有限公司</w:t>
             </w:r>
           </w:p>
         </w:tc>
@@ -2662,17 +3458,17 @@
           </w:tcPr>
           <w:p>
             <w:r>
-              <w:t>389亿</w:t>
-            </w:r>
-          </w:p>
-        </w:tc>
-        <w:tc>
-          <w:tcPr>
-            <w:tcW w:type="dxa" w:w="2160"/>
-          </w:tcPr>
-          <w:p>
-            <w:r>
-              <w:t>28%</w:t>
+              <w:t>722亿</w:t>
+            </w:r>
+          </w:p>
+        </w:tc>
+        <w:tc>
+          <w:tcPr>
+            <w:tcW w:type="dxa" w:w="2160"/>
+          </w:tcPr>
+          <w:p>
+            <w:r>
+              <w:t>17%</w:t>
             </w:r>
           </w:p>
         </w:tc>
@@ -2684,37 +3480,37 @@
           </w:tcPr>
           <w:p>
             <w:r>
-              <w:t>迪摩科技有限公司</w:t>
-            </w:r>
-          </w:p>
-        </w:tc>
-        <w:tc>
-          <w:tcPr>
-            <w:tcW w:type="dxa" w:w="2160"/>
-          </w:tcPr>
-          <w:p>
-            <w:r>
-              <w:t>人工智能</w:t>
-            </w:r>
-          </w:p>
-        </w:tc>
-        <w:tc>
-          <w:tcPr>
-            <w:tcW w:type="dxa" w:w="2160"/>
-          </w:tcPr>
-          <w:p>
-            <w:r>
-              <w:t>209亿</w:t>
-            </w:r>
-          </w:p>
-        </w:tc>
-        <w:tc>
-          <w:tcPr>
-            <w:tcW w:type="dxa" w:w="2160"/>
-          </w:tcPr>
-          <w:p>
-            <w:r>
-              <w:t>13%</w:t>
+              <w:t>浦华众城网络有限公司</w:t>
+            </w:r>
+          </w:p>
+        </w:tc>
+        <w:tc>
+          <w:tcPr>
+            <w:tcW w:type="dxa" w:w="2160"/>
+          </w:tcPr>
+          <w:p>
+            <w:r>
+              <w:t>新能源</w:t>
+            </w:r>
+          </w:p>
+        </w:tc>
+        <w:tc>
+          <w:tcPr>
+            <w:tcW w:type="dxa" w:w="2160"/>
+          </w:tcPr>
+          <w:p>
+            <w:r>
+              <w:t>404亿</w:t>
+            </w:r>
+          </w:p>
+        </w:tc>
+        <w:tc>
+          <w:tcPr>
+            <w:tcW w:type="dxa" w:w="2160"/>
+          </w:tcPr>
+          <w:p>
+            <w:r>
+              <w:t>28%</w:t>
             </w:r>
           </w:p>
         </w:tc>
@@ -2726,37 +3522,37 @@
           </w:tcPr>
           <w:p>
             <w:r>
-              <w:t>东方峻景传媒有限公司</w:t>
-            </w:r>
-          </w:p>
-        </w:tc>
-        <w:tc>
-          <w:tcPr>
-            <w:tcW w:type="dxa" w:w="2160"/>
-          </w:tcPr>
-          <w:p>
-            <w:r>
-              <w:t>新能源</w:t>
-            </w:r>
-          </w:p>
-        </w:tc>
-        <w:tc>
-          <w:tcPr>
-            <w:tcW w:type="dxa" w:w="2160"/>
-          </w:tcPr>
-          <w:p>
-            <w:r>
-              <w:t>207亿</w:t>
-            </w:r>
-          </w:p>
-        </w:tc>
-        <w:tc>
-          <w:tcPr>
-            <w:tcW w:type="dxa" w:w="2160"/>
-          </w:tcPr>
-          <w:p>
-            <w:r>
-              <w:t>22%</w:t>
+              <w:t>通际名联科技有限公司</w:t>
+            </w:r>
+          </w:p>
+        </w:tc>
+        <w:tc>
+          <w:tcPr>
+            <w:tcW w:type="dxa" w:w="2160"/>
+          </w:tcPr>
+          <w:p>
+            <w:r>
+              <w:t>人工智能</w:t>
+            </w:r>
+          </w:p>
+        </w:tc>
+        <w:tc>
+          <w:tcPr>
+            <w:tcW w:type="dxa" w:w="2160"/>
+          </w:tcPr>
+          <w:p>
+            <w:r>
+              <w:t>590亿</w:t>
+            </w:r>
+          </w:p>
+        </w:tc>
+        <w:tc>
+          <w:tcPr>
+            <w:tcW w:type="dxa" w:w="2160"/>
+          </w:tcPr>
+          <w:p>
+            <w:r>
+              <w:t>12%</w:t>
             </w:r>
           </w:p>
         </w:tc>
@@ -2768,37 +3564,37 @@
           </w:tcPr>
           <w:p>
             <w:r>
-              <w:t>天益科技有限公司</w:t>
-            </w:r>
-          </w:p>
-        </w:tc>
-        <w:tc>
-          <w:tcPr>
-            <w:tcW w:type="dxa" w:w="2160"/>
-          </w:tcPr>
-          <w:p>
-            <w:r>
-              <w:t>半导体</w:t>
-            </w:r>
-          </w:p>
-        </w:tc>
-        <w:tc>
-          <w:tcPr>
-            <w:tcW w:type="dxa" w:w="2160"/>
-          </w:tcPr>
-          <w:p>
-            <w:r>
-              <w:t>370亿</w:t>
-            </w:r>
-          </w:p>
-        </w:tc>
-        <w:tc>
-          <w:tcPr>
-            <w:tcW w:type="dxa" w:w="2160"/>
-          </w:tcPr>
-          <w:p>
-            <w:r>
-              <w:t>14%</w:t>
+              <w:t>创联世纪信息有限公司</w:t>
+            </w:r>
+          </w:p>
+        </w:tc>
+        <w:tc>
+          <w:tcPr>
+            <w:tcW w:type="dxa" w:w="2160"/>
+          </w:tcPr>
+          <w:p>
+            <w:r>
+              <w:t>云计算</w:t>
+            </w:r>
+          </w:p>
+        </w:tc>
+        <w:tc>
+          <w:tcPr>
+            <w:tcW w:type="dxa" w:w="2160"/>
+          </w:tcPr>
+          <w:p>
+            <w:r>
+              <w:t>757亿</w:t>
+            </w:r>
+          </w:p>
+        </w:tc>
+        <w:tc>
+          <w:tcPr>
+            <w:tcW w:type="dxa" w:w="2160"/>
+          </w:tcPr>
+          <w:p>
+            <w:r>
+              <w:t>6%</w:t>
             </w:r>
           </w:p>
         </w:tc>
@@ -2810,37 +3606,37 @@
           </w:tcPr>
           <w:p>
             <w:r>
-              <w:t>银嘉信息有限公司</w:t>
-            </w:r>
-          </w:p>
-        </w:tc>
-        <w:tc>
-          <w:tcPr>
-            <w:tcW w:type="dxa" w:w="2160"/>
-          </w:tcPr>
-          <w:p>
-            <w:r>
-              <w:t>消费科技</w:t>
-            </w:r>
-          </w:p>
-        </w:tc>
-        <w:tc>
-          <w:tcPr>
-            <w:tcW w:type="dxa" w:w="2160"/>
-          </w:tcPr>
-          <w:p>
-            <w:r>
-              <w:t>454亿</w:t>
-            </w:r>
-          </w:p>
-        </w:tc>
-        <w:tc>
-          <w:tcPr>
-            <w:tcW w:type="dxa" w:w="2160"/>
-          </w:tcPr>
-          <w:p>
-            <w:r>
-              <w:t>14%</w:t>
+              <w:t>巨奥传媒有限公司</w:t>
+            </w:r>
+          </w:p>
+        </w:tc>
+        <w:tc>
+          <w:tcPr>
+            <w:tcW w:type="dxa" w:w="2160"/>
+          </w:tcPr>
+          <w:p>
+            <w:r>
+              <w:t>人工智能</w:t>
+            </w:r>
+          </w:p>
+        </w:tc>
+        <w:tc>
+          <w:tcPr>
+            <w:tcW w:type="dxa" w:w="2160"/>
+          </w:tcPr>
+          <w:p>
+            <w:r>
+              <w:t>402亿</w:t>
+            </w:r>
+          </w:p>
+        </w:tc>
+        <w:tc>
+          <w:tcPr>
+            <w:tcW w:type="dxa" w:w="2160"/>
+          </w:tcPr>
+          <w:p>
+            <w:r>
+              <w:t>16%</w:t>
             </w:r>
           </w:p>
         </w:tc>
@@ -2852,37 +3648,37 @@
           </w:tcPr>
           <w:p>
             <w:r>
-              <w:t>雨林木风计算机网络有限公司</w:t>
-            </w:r>
-          </w:p>
-        </w:tc>
-        <w:tc>
-          <w:tcPr>
-            <w:tcW w:type="dxa" w:w="2160"/>
-          </w:tcPr>
-          <w:p>
-            <w:r>
-              <w:t>医疗科技</w:t>
-            </w:r>
-          </w:p>
-        </w:tc>
-        <w:tc>
-          <w:tcPr>
-            <w:tcW w:type="dxa" w:w="2160"/>
-          </w:tcPr>
-          <w:p>
-            <w:r>
-              <w:t>284亿</w:t>
-            </w:r>
-          </w:p>
-        </w:tc>
-        <w:tc>
-          <w:tcPr>
-            <w:tcW w:type="dxa" w:w="2160"/>
-          </w:tcPr>
-          <w:p>
-            <w:r>
-              <w:t>26%</w:t>
+              <w:t>华泰通安网络有限公司</w:t>
+            </w:r>
+          </w:p>
+        </w:tc>
+        <w:tc>
+          <w:tcPr>
+            <w:tcW w:type="dxa" w:w="2160"/>
+          </w:tcPr>
+          <w:p>
+            <w:r>
+              <w:t>半导体</w:t>
+            </w:r>
+          </w:p>
+        </w:tc>
+        <w:tc>
+          <w:tcPr>
+            <w:tcW w:type="dxa" w:w="2160"/>
+          </w:tcPr>
+          <w:p>
+            <w:r>
+              <w:t>501亿</w:t>
+            </w:r>
+          </w:p>
+        </w:tc>
+        <w:tc>
+          <w:tcPr>
+            <w:tcW w:type="dxa" w:w="2160"/>
+          </w:tcPr>
+          <w:p>
+            <w:r>
+              <w:t>12%</w:t>
             </w:r>
           </w:p>
         </w:tc>
@@ -2894,37 +3690,37 @@
           </w:tcPr>
           <w:p>
             <w:r>
-              <w:t>万迅电脑网络有限公司</w:t>
-            </w:r>
-          </w:p>
-        </w:tc>
-        <w:tc>
-          <w:tcPr>
-            <w:tcW w:type="dxa" w:w="2160"/>
-          </w:tcPr>
-          <w:p>
-            <w:r>
-              <w:t>半导体</w:t>
-            </w:r>
-          </w:p>
-        </w:tc>
-        <w:tc>
-          <w:tcPr>
-            <w:tcW w:type="dxa" w:w="2160"/>
-          </w:tcPr>
-          <w:p>
-            <w:r>
-              <w:t>401亿</w:t>
-            </w:r>
-          </w:p>
-        </w:tc>
-        <w:tc>
-          <w:tcPr>
-            <w:tcW w:type="dxa" w:w="2160"/>
-          </w:tcPr>
-          <w:p>
-            <w:r>
-              <w:t>9%</w:t>
+              <w:t>良诺科技有限公司</w:t>
+            </w:r>
+          </w:p>
+        </w:tc>
+        <w:tc>
+          <w:tcPr>
+            <w:tcW w:type="dxa" w:w="2160"/>
+          </w:tcPr>
+          <w:p>
+            <w:r>
+              <w:t>云计算</w:t>
+            </w:r>
+          </w:p>
+        </w:tc>
+        <w:tc>
+          <w:tcPr>
+            <w:tcW w:type="dxa" w:w="2160"/>
+          </w:tcPr>
+          <w:p>
+            <w:r>
+              <w:t>735亿</w:t>
+            </w:r>
+          </w:p>
+        </w:tc>
+        <w:tc>
+          <w:tcPr>
+            <w:tcW w:type="dxa" w:w="2160"/>
+          </w:tcPr>
+          <w:p>
+            <w:r>
+              <w:t>30%</w:t>
             </w:r>
           </w:p>
         </w:tc>
@@ -2936,37 +3732,37 @@
           </w:tcPr>
           <w:p>
             <w:r>
-              <w:t>浦华众城科技有限公司</w:t>
-            </w:r>
-          </w:p>
-        </w:tc>
-        <w:tc>
-          <w:tcPr>
-            <w:tcW w:type="dxa" w:w="2160"/>
-          </w:tcPr>
-          <w:p>
-            <w:r>
-              <w:t>半导体</w:t>
-            </w:r>
-          </w:p>
-        </w:tc>
-        <w:tc>
-          <w:tcPr>
-            <w:tcW w:type="dxa" w:w="2160"/>
-          </w:tcPr>
-          <w:p>
-            <w:r>
-              <w:t>781亿</w:t>
-            </w:r>
-          </w:p>
-        </w:tc>
-        <w:tc>
-          <w:tcPr>
-            <w:tcW w:type="dxa" w:w="2160"/>
-          </w:tcPr>
-          <w:p>
-            <w:r>
-              <w:t>21%</w:t>
+              <w:t>天开科技有限公司</w:t>
+            </w:r>
+          </w:p>
+        </w:tc>
+        <w:tc>
+          <w:tcPr>
+            <w:tcW w:type="dxa" w:w="2160"/>
+          </w:tcPr>
+          <w:p>
+            <w:r>
+              <w:t>消费科技</w:t>
+            </w:r>
+          </w:p>
+        </w:tc>
+        <w:tc>
+          <w:tcPr>
+            <w:tcW w:type="dxa" w:w="2160"/>
+          </w:tcPr>
+          <w:p>
+            <w:r>
+              <w:t>714亿</w:t>
+            </w:r>
+          </w:p>
+        </w:tc>
+        <w:tc>
+          <w:tcPr>
+            <w:tcW w:type="dxa" w:w="2160"/>
+          </w:tcPr>
+          <w:p>
+            <w:r>
+              <w:t>10%</w:t>
             </w:r>
           </w:p>
         </w:tc>
@@ -2978,37 +3774,37 @@
           </w:tcPr>
           <w:p>
             <w:r>
-              <w:t>天益科技有限公司</w:t>
-            </w:r>
-          </w:p>
-        </w:tc>
-        <w:tc>
-          <w:tcPr>
-            <w:tcW w:type="dxa" w:w="2160"/>
-          </w:tcPr>
-          <w:p>
-            <w:r>
-              <w:t>半导体</w:t>
-            </w:r>
-          </w:p>
-        </w:tc>
-        <w:tc>
-          <w:tcPr>
-            <w:tcW w:type="dxa" w:w="2160"/>
-          </w:tcPr>
-          <w:p>
-            <w:r>
-              <w:t>147亿</w:t>
-            </w:r>
-          </w:p>
-        </w:tc>
-        <w:tc>
-          <w:tcPr>
-            <w:tcW w:type="dxa" w:w="2160"/>
-          </w:tcPr>
-          <w:p>
-            <w:r>
-              <w:t>9%</w:t>
+              <w:t>浦华众城网络有限公司</w:t>
+            </w:r>
+          </w:p>
+        </w:tc>
+        <w:tc>
+          <w:tcPr>
+            <w:tcW w:type="dxa" w:w="2160"/>
+          </w:tcPr>
+          <w:p>
+            <w:r>
+              <w:t>新能源</w:t>
+            </w:r>
+          </w:p>
+        </w:tc>
+        <w:tc>
+          <w:tcPr>
+            <w:tcW w:type="dxa" w:w="2160"/>
+          </w:tcPr>
+          <w:p>
+            <w:r>
+              <w:t>643亿</w:t>
+            </w:r>
+          </w:p>
+        </w:tc>
+        <w:tc>
+          <w:tcPr>
+            <w:tcW w:type="dxa" w:w="2160"/>
+          </w:tcPr>
+          <w:p>
+            <w:r>
+              <w:t>22%</w:t>
             </w:r>
           </w:p>
         </w:tc>
@@ -3020,37 +3816,37 @@
           </w:tcPr>
           <w:p>
             <w:r>
-              <w:t>易动力科技有限公司</w:t>
-            </w:r>
-          </w:p>
-        </w:tc>
-        <w:tc>
-          <w:tcPr>
-            <w:tcW w:type="dxa" w:w="2160"/>
-          </w:tcPr>
-          <w:p>
-            <w:r>
-              <w:t>云计算</w:t>
-            </w:r>
-          </w:p>
-        </w:tc>
-        <w:tc>
-          <w:tcPr>
-            <w:tcW w:type="dxa" w:w="2160"/>
-          </w:tcPr>
-          <w:p>
-            <w:r>
-              <w:t>270亿</w:t>
-            </w:r>
-          </w:p>
-        </w:tc>
-        <w:tc>
-          <w:tcPr>
-            <w:tcW w:type="dxa" w:w="2160"/>
-          </w:tcPr>
-          <w:p>
-            <w:r>
-              <w:t>20%</w:t>
+              <w:t>华泰通安网络有限公司</w:t>
+            </w:r>
+          </w:p>
+        </w:tc>
+        <w:tc>
+          <w:tcPr>
+            <w:tcW w:type="dxa" w:w="2160"/>
+          </w:tcPr>
+          <w:p>
+            <w:r>
+              <w:t>半导体</w:t>
+            </w:r>
+          </w:p>
+        </w:tc>
+        <w:tc>
+          <w:tcPr>
+            <w:tcW w:type="dxa" w:w="2160"/>
+          </w:tcPr>
+          <w:p>
+            <w:r>
+              <w:t>644亿</w:t>
+            </w:r>
+          </w:p>
+        </w:tc>
+        <w:tc>
+          <w:tcPr>
+            <w:tcW w:type="dxa" w:w="2160"/>
+          </w:tcPr>
+          <w:p>
+            <w:r>
+              <w:t>19%</w:t>
             </w:r>
           </w:p>
         </w:tc>
@@ -3062,37 +3858,37 @@
           </w:tcPr>
           <w:p>
             <w:r>
-              <w:t>创亿网络有限公司</w:t>
-            </w:r>
-          </w:p>
-        </w:tc>
-        <w:tc>
-          <w:tcPr>
-            <w:tcW w:type="dxa" w:w="2160"/>
-          </w:tcPr>
-          <w:p>
-            <w:r>
-              <w:t>云计算</w:t>
-            </w:r>
-          </w:p>
-        </w:tc>
-        <w:tc>
-          <w:tcPr>
-            <w:tcW w:type="dxa" w:w="2160"/>
-          </w:tcPr>
-          <w:p>
-            <w:r>
-              <w:t>772亿</w:t>
-            </w:r>
-          </w:p>
-        </w:tc>
-        <w:tc>
-          <w:tcPr>
-            <w:tcW w:type="dxa" w:w="2160"/>
-          </w:tcPr>
-          <w:p>
-            <w:r>
-              <w:t>30%</w:t>
+              <w:t>华成育卓科技有限公司</w:t>
+            </w:r>
+          </w:p>
+        </w:tc>
+        <w:tc>
+          <w:tcPr>
+            <w:tcW w:type="dxa" w:w="2160"/>
+          </w:tcPr>
+          <w:p>
+            <w:r>
+              <w:t>医疗科技</w:t>
+            </w:r>
+          </w:p>
+        </w:tc>
+        <w:tc>
+          <w:tcPr>
+            <w:tcW w:type="dxa" w:w="2160"/>
+          </w:tcPr>
+          <w:p>
+            <w:r>
+              <w:t>430亿</w:t>
+            </w:r>
+          </w:p>
+        </w:tc>
+        <w:tc>
+          <w:tcPr>
+            <w:tcW w:type="dxa" w:w="2160"/>
+          </w:tcPr>
+          <w:p>
+            <w:r>
+              <w:t>19%</w:t>
             </w:r>
           </w:p>
         </w:tc>
@@ -3104,329 +3900,7 @@
           </w:tcPr>
           <w:p>
             <w:r>
-              <w:t>昊嘉网络有限公司</w:t>
-            </w:r>
-          </w:p>
-        </w:tc>
-        <w:tc>
-          <w:tcPr>
-            <w:tcW w:type="dxa" w:w="2160"/>
-          </w:tcPr>
-          <w:p>
-            <w:r>
-              <w:t>新能源</w:t>
-            </w:r>
-          </w:p>
-        </w:tc>
-        <w:tc>
-          <w:tcPr>
-            <w:tcW w:type="dxa" w:w="2160"/>
-          </w:tcPr>
-          <w:p>
-            <w:r>
-              <w:t>726亿</w:t>
-            </w:r>
-          </w:p>
-        </w:tc>
-        <w:tc>
-          <w:tcPr>
-            <w:tcW w:type="dxa" w:w="2160"/>
-          </w:tcPr>
-          <w:p>
-            <w:r>
-              <w:t>21%</w:t>
-            </w:r>
-          </w:p>
-        </w:tc>
-      </w:tr>
-    </w:tbl>
-    <w:p>
-      <w:pPr>
-        <w:pStyle w:val="Heading1"/>
-      </w:pPr>
-      <w:r>
-        <w:t>行业分析 5</w:t>
-      </w:r>
-    </w:p>
-    <w:p>
-      <w:r>
-        <w:br/>
-        <w:t>富罳信息有限公司 是中国 医疗科技 行业的重要企业之一。</w:t>
-        <w:br/>
-        <w:t>根据华辰资本 资产配置委员会 的研究，该公司成立于 2018 年，</w:t>
-        <w:br/>
-        <w:t>目前员工规模约 2035 人。公司近年来持续加大研发投入，</w:t>
-        <w:br/>
-        <w:t>在核心技术方面形成了较强的竞争壁垒。</w:t>
-        <w:br/>
-      </w:r>
-    </w:p>
-    <w:p>
-      <w:r>
-        <w:br/>
-        <w:t>华辰资本旗下的 HC AI Innovation Fund 在最近的资产配置会议中</w:t>
-        <w:br/>
-        <w:t>讨论了 新能源 行业的投资机会，并对 创汇传媒有限公司</w:t>
-        <w:br/>
-        <w:t>进行了重点评估。</w:t>
-        <w:br/>
-      </w:r>
-    </w:p>
-    <w:p>
-      <w:r>
-        <w:br/>
-        <w:t>雨林木风计算机网络有限公司 是中国 医疗科技 行业的重要企业之一。</w:t>
-        <w:br/>
-        <w:t>根据华辰资本 资产配置委员会 的研究，该公司成立于 2012 年，</w:t>
-        <w:br/>
-        <w:t>目前员工规模约 1948 人。公司近年来持续加大研发投入，</w:t>
-        <w:br/>
-        <w:t>在核心技术方面形成了较强的竞争壁垒。</w:t>
-        <w:br/>
-      </w:r>
-    </w:p>
-    <w:p>
-      <w:r>
-        <w:br/>
-        <w:t>华辰资本旗下的 HC Global Macro Fund 在最近的资产配置会议中</w:t>
-        <w:br/>
-        <w:t>讨论了 机器人 行业的投资机会，并对 东方峻景网络有限公司</w:t>
-        <w:br/>
-        <w:t>进行了重点评估。</w:t>
-        <w:br/>
-      </w:r>
-    </w:p>
-    <w:p>
-      <w:r>
-        <w:br/>
-        <w:t>根据内部财务模型测算，南康网络有限公司 在未来三年</w:t>
-        <w:br/>
-        <w:t>收入复合增长率预计可达到 14% 左右。</w:t>
-        <w:br/>
-        <w:t>该预测基于行业需求增长以及公司产能扩张计划。</w:t>
-        <w:br/>
-      </w:r>
-    </w:p>
-    <w:p>
-      <w:r>
-        <w:br/>
-        <w:t>根据内部财务模型测算，创亿网络有限公司 在未来三年</w:t>
-        <w:br/>
-        <w:t>收入复合增长率预计可达到 34% 左右。</w:t>
-        <w:br/>
-        <w:t>该预测基于行业需求增长以及公司产能扩张计划。</w:t>
-        <w:br/>
-      </w:r>
-    </w:p>
-    <w:p>
-      <w:r>
-        <w:br/>
-        <w:t>风险管理部认为，云计算 行业仍然面临若干</w:t>
-        <w:br/>
-        <w:t>不确定性因素，包括技术迭代风险、政策变化、</w:t>
-        <w:br/>
-        <w:t>以及市场竞争加剧等问题。</w:t>
-        <w:br/>
-      </w:r>
-    </w:p>
-    <w:p>
-      <w:r>
-        <w:br/>
-        <w:t>华辰资本旗下的 HC AI Innovation Fund 在最近的资产配置会议中</w:t>
-        <w:br/>
-        <w:t>讨论了 医疗科技 行业的投资机会，并对 创联世纪科技有限公司</w:t>
-        <w:br/>
-        <w:t>进行了重点评估。</w:t>
-        <w:br/>
-      </w:r>
-    </w:p>
-    <w:tbl>
-      <w:tblPr>
-        <w:tblW w:type="auto" w:w="0"/>
-        <w:tblLook w:firstColumn="1" w:firstRow="1" w:lastColumn="0" w:lastRow="0" w:noHBand="0" w:noVBand="1" w:val="04A0"/>
-      </w:tblPr>
-      <w:tblGrid>
-        <w:gridCol w:w="2160"/>
-        <w:gridCol w:w="2160"/>
-        <w:gridCol w:w="2160"/>
-        <w:gridCol w:w="2160"/>
-      </w:tblGrid>
-      <w:tr>
-        <w:tc>
-          <w:tcPr>
-            <w:tcW w:type="dxa" w:w="2160"/>
-          </w:tcPr>
-          <w:p>
-            <w:r>
-              <w:t>公司</w:t>
-            </w:r>
-          </w:p>
-        </w:tc>
-        <w:tc>
-          <w:tcPr>
-            <w:tcW w:type="dxa" w:w="2160"/>
-          </w:tcPr>
-          <w:p>
-            <w:r>
-              <w:t>行业</w:t>
-            </w:r>
-          </w:p>
-        </w:tc>
-        <w:tc>
-          <w:tcPr>
-            <w:tcW w:type="dxa" w:w="2160"/>
-          </w:tcPr>
-          <w:p>
-            <w:r>
-              <w:t>市值</w:t>
-            </w:r>
-          </w:p>
-        </w:tc>
-        <w:tc>
-          <w:tcPr>
-            <w:tcW w:type="dxa" w:w="2160"/>
-          </w:tcPr>
-          <w:p>
-            <w:r>
-              <w:t>增长率</w:t>
-            </w:r>
-          </w:p>
-        </w:tc>
-      </w:tr>
-      <w:tr>
-        <w:tc>
-          <w:tcPr>
-            <w:tcW w:type="dxa" w:w="2160"/>
-          </w:tcPr>
-          <w:p>
-            <w:r>
-              <w:t>新宇龙信息传媒有限公司</w:t>
-            </w:r>
-          </w:p>
-        </w:tc>
-        <w:tc>
-          <w:tcPr>
-            <w:tcW w:type="dxa" w:w="2160"/>
-          </w:tcPr>
-          <w:p>
-            <w:r>
-              <w:t>机器人</w:t>
-            </w:r>
-          </w:p>
-        </w:tc>
-        <w:tc>
-          <w:tcPr>
-            <w:tcW w:type="dxa" w:w="2160"/>
-          </w:tcPr>
-          <w:p>
-            <w:r>
-              <w:t>472亿</w:t>
-            </w:r>
-          </w:p>
-        </w:tc>
-        <w:tc>
-          <w:tcPr>
-            <w:tcW w:type="dxa" w:w="2160"/>
-          </w:tcPr>
-          <w:p>
-            <w:r>
-              <w:t>9%</w:t>
-            </w:r>
-          </w:p>
-        </w:tc>
-      </w:tr>
-      <w:tr>
-        <w:tc>
-          <w:tcPr>
-            <w:tcW w:type="dxa" w:w="2160"/>
-          </w:tcPr>
-          <w:p>
-            <w:r>
-              <w:t>天益信息有限公司</w:t>
-            </w:r>
-          </w:p>
-        </w:tc>
-        <w:tc>
-          <w:tcPr>
-            <w:tcW w:type="dxa" w:w="2160"/>
-          </w:tcPr>
-          <w:p>
-            <w:r>
-              <w:t>云计算</w:t>
-            </w:r>
-          </w:p>
-        </w:tc>
-        <w:tc>
-          <w:tcPr>
-            <w:tcW w:type="dxa" w:w="2160"/>
-          </w:tcPr>
-          <w:p>
-            <w:r>
-              <w:t>361亿</w:t>
-            </w:r>
-          </w:p>
-        </w:tc>
-        <w:tc>
-          <w:tcPr>
-            <w:tcW w:type="dxa" w:w="2160"/>
-          </w:tcPr>
-          <w:p>
-            <w:r>
-              <w:t>27%</w:t>
-            </w:r>
-          </w:p>
-        </w:tc>
-      </w:tr>
-      <w:tr>
-        <w:tc>
-          <w:tcPr>
-            <w:tcW w:type="dxa" w:w="2160"/>
-          </w:tcPr>
-          <w:p>
-            <w:r>
-              <w:t>兰金电子网络有限公司</w:t>
-            </w:r>
-          </w:p>
-        </w:tc>
-        <w:tc>
-          <w:tcPr>
-            <w:tcW w:type="dxa" w:w="2160"/>
-          </w:tcPr>
-          <w:p>
-            <w:r>
-              <w:t>消费科技</w:t>
-            </w:r>
-          </w:p>
-        </w:tc>
-        <w:tc>
-          <w:tcPr>
-            <w:tcW w:type="dxa" w:w="2160"/>
-          </w:tcPr>
-          <w:p>
-            <w:r>
-              <w:t>765亿</w:t>
-            </w:r>
-          </w:p>
-        </w:tc>
-        <w:tc>
-          <w:tcPr>
-            <w:tcW w:type="dxa" w:w="2160"/>
-          </w:tcPr>
-          <w:p>
-            <w:r>
-              <w:t>14%</w:t>
-            </w:r>
-          </w:p>
-        </w:tc>
-      </w:tr>
-      <w:tr>
-        <w:tc>
-          <w:tcPr>
-            <w:tcW w:type="dxa" w:w="2160"/>
-          </w:tcPr>
-          <w:p>
-            <w:r>
-              <w:t>和泰科技有限公司</w:t>
+              <w:t>明腾传媒有限公司</w:t>
             </w:r>
           </w:p>
         </w:tc>
@@ -3446,479 +3920,17 @@
           </w:tcPr>
           <w:p>
             <w:r>
-              <w:t>780亿</w:t>
-            </w:r>
-          </w:p>
-        </w:tc>
-        <w:tc>
-          <w:tcPr>
-            <w:tcW w:type="dxa" w:w="2160"/>
-          </w:tcPr>
-          <w:p>
-            <w:r>
-              <w:t>18%</w:t>
-            </w:r>
-          </w:p>
-        </w:tc>
-      </w:tr>
-      <w:tr>
-        <w:tc>
-          <w:tcPr>
-            <w:tcW w:type="dxa" w:w="2160"/>
-          </w:tcPr>
-          <w:p>
-            <w:r>
-              <w:t>立信电子网络有限公司</w:t>
-            </w:r>
-          </w:p>
-        </w:tc>
-        <w:tc>
-          <w:tcPr>
-            <w:tcW w:type="dxa" w:w="2160"/>
-          </w:tcPr>
-          <w:p>
-            <w:r>
-              <w:t>云计算</w:t>
-            </w:r>
-          </w:p>
-        </w:tc>
-        <w:tc>
-          <w:tcPr>
-            <w:tcW w:type="dxa" w:w="2160"/>
-          </w:tcPr>
-          <w:p>
-            <w:r>
-              <w:t>161亿</w:t>
-            </w:r>
-          </w:p>
-        </w:tc>
-        <w:tc>
-          <w:tcPr>
-            <w:tcW w:type="dxa" w:w="2160"/>
-          </w:tcPr>
-          <w:p>
-            <w:r>
-              <w:t>16%</w:t>
-            </w:r>
-          </w:p>
-        </w:tc>
-      </w:tr>
-      <w:tr>
-        <w:tc>
-          <w:tcPr>
-            <w:tcW w:type="dxa" w:w="2160"/>
-          </w:tcPr>
-          <w:p>
-            <w:r>
-              <w:t>创亿信息有限公司</w:t>
-            </w:r>
-          </w:p>
-        </w:tc>
-        <w:tc>
-          <w:tcPr>
-            <w:tcW w:type="dxa" w:w="2160"/>
-          </w:tcPr>
-          <w:p>
-            <w:r>
-              <w:t>医疗科技</w:t>
-            </w:r>
-          </w:p>
-        </w:tc>
-        <w:tc>
-          <w:tcPr>
-            <w:tcW w:type="dxa" w:w="2160"/>
-          </w:tcPr>
-          <w:p>
-            <w:r>
-              <w:t>580亿</w:t>
-            </w:r>
-          </w:p>
-        </w:tc>
-        <w:tc>
-          <w:tcPr>
-            <w:tcW w:type="dxa" w:w="2160"/>
-          </w:tcPr>
-          <w:p>
-            <w:r>
-              <w:t>24%</w:t>
-            </w:r>
-          </w:p>
-        </w:tc>
-      </w:tr>
-      <w:tr>
-        <w:tc>
-          <w:tcPr>
-            <w:tcW w:type="dxa" w:w="2160"/>
-          </w:tcPr>
-          <w:p>
-            <w:r>
-              <w:t>立信电子网络有限公司</w:t>
-            </w:r>
-          </w:p>
-        </w:tc>
-        <w:tc>
-          <w:tcPr>
-            <w:tcW w:type="dxa" w:w="2160"/>
-          </w:tcPr>
-          <w:p>
-            <w:r>
-              <w:t>云计算</w:t>
-            </w:r>
-          </w:p>
-        </w:tc>
-        <w:tc>
-          <w:tcPr>
-            <w:tcW w:type="dxa" w:w="2160"/>
-          </w:tcPr>
-          <w:p>
-            <w:r>
-              <w:t>605亿</w:t>
-            </w:r>
-          </w:p>
-        </w:tc>
-        <w:tc>
-          <w:tcPr>
-            <w:tcW w:type="dxa" w:w="2160"/>
-          </w:tcPr>
-          <w:p>
-            <w:r>
-              <w:t>25%</w:t>
-            </w:r>
-          </w:p>
-        </w:tc>
-      </w:tr>
-      <w:tr>
-        <w:tc>
-          <w:tcPr>
-            <w:tcW w:type="dxa" w:w="2160"/>
-          </w:tcPr>
-          <w:p>
-            <w:r>
-              <w:t>鸿睿思博信息有限公司</w:t>
-            </w:r>
-          </w:p>
-        </w:tc>
-        <w:tc>
-          <w:tcPr>
-            <w:tcW w:type="dxa" w:w="2160"/>
-          </w:tcPr>
-          <w:p>
-            <w:r>
-              <w:t>半导体</w:t>
-            </w:r>
-          </w:p>
-        </w:tc>
-        <w:tc>
-          <w:tcPr>
-            <w:tcW w:type="dxa" w:w="2160"/>
-          </w:tcPr>
-          <w:p>
-            <w:r>
-              <w:t>742亿</w:t>
-            </w:r>
-          </w:p>
-        </w:tc>
-        <w:tc>
-          <w:tcPr>
-            <w:tcW w:type="dxa" w:w="2160"/>
-          </w:tcPr>
-          <w:p>
-            <w:r>
-              <w:t>28%</w:t>
-            </w:r>
-          </w:p>
-        </w:tc>
-      </w:tr>
-      <w:tr>
-        <w:tc>
-          <w:tcPr>
-            <w:tcW w:type="dxa" w:w="2160"/>
-          </w:tcPr>
-          <w:p>
-            <w:r>
-              <w:t>精芯信息有限公司</w:t>
-            </w:r>
-          </w:p>
-        </w:tc>
-        <w:tc>
-          <w:tcPr>
-            <w:tcW w:type="dxa" w:w="2160"/>
-          </w:tcPr>
-          <w:p>
-            <w:r>
-              <w:t>消费科技</w:t>
-            </w:r>
-          </w:p>
-        </w:tc>
-        <w:tc>
-          <w:tcPr>
-            <w:tcW w:type="dxa" w:w="2160"/>
-          </w:tcPr>
-          <w:p>
-            <w:r>
-              <w:t>181亿</w:t>
-            </w:r>
-          </w:p>
-        </w:tc>
-        <w:tc>
-          <w:tcPr>
-            <w:tcW w:type="dxa" w:w="2160"/>
-          </w:tcPr>
-          <w:p>
-            <w:r>
-              <w:t>18%</w:t>
-            </w:r>
-          </w:p>
-        </w:tc>
-      </w:tr>
-      <w:tr>
-        <w:tc>
-          <w:tcPr>
-            <w:tcW w:type="dxa" w:w="2160"/>
-          </w:tcPr>
-          <w:p>
-            <w:r>
-              <w:t>华远软件信息有限公司</w:t>
-            </w:r>
-          </w:p>
-        </w:tc>
-        <w:tc>
-          <w:tcPr>
-            <w:tcW w:type="dxa" w:w="2160"/>
-          </w:tcPr>
-          <w:p>
-            <w:r>
-              <w:t>半导体</w:t>
-            </w:r>
-          </w:p>
-        </w:tc>
-        <w:tc>
-          <w:tcPr>
-            <w:tcW w:type="dxa" w:w="2160"/>
-          </w:tcPr>
-          <w:p>
-            <w:r>
-              <w:t>185亿</w:t>
-            </w:r>
-          </w:p>
-        </w:tc>
-        <w:tc>
-          <w:tcPr>
-            <w:tcW w:type="dxa" w:w="2160"/>
-          </w:tcPr>
-          <w:p>
-            <w:r>
-              <w:t>9%</w:t>
-            </w:r>
-          </w:p>
-        </w:tc>
-      </w:tr>
-      <w:tr>
-        <w:tc>
-          <w:tcPr>
-            <w:tcW w:type="dxa" w:w="2160"/>
-          </w:tcPr>
-          <w:p>
-            <w:r>
-              <w:t>雨林木风计算机网络有限公司</w:t>
-            </w:r>
-          </w:p>
-        </w:tc>
-        <w:tc>
-          <w:tcPr>
-            <w:tcW w:type="dxa" w:w="2160"/>
-          </w:tcPr>
-          <w:p>
-            <w:r>
-              <w:t>医疗科技</w:t>
-            </w:r>
-          </w:p>
-        </w:tc>
-        <w:tc>
-          <w:tcPr>
-            <w:tcW w:type="dxa" w:w="2160"/>
-          </w:tcPr>
-          <w:p>
-            <w:r>
-              <w:t>715亿</w:t>
-            </w:r>
-          </w:p>
-        </w:tc>
-        <w:tc>
-          <w:tcPr>
-            <w:tcW w:type="dxa" w:w="2160"/>
-          </w:tcPr>
-          <w:p>
-            <w:r>
-              <w:t>24%</w:t>
-            </w:r>
-          </w:p>
-        </w:tc>
-      </w:tr>
-      <w:tr>
-        <w:tc>
-          <w:tcPr>
-            <w:tcW w:type="dxa" w:w="2160"/>
-          </w:tcPr>
-          <w:p>
-            <w:r>
-              <w:t>雨林木风计算机网络有限公司</w:t>
-            </w:r>
-          </w:p>
-        </w:tc>
-        <w:tc>
-          <w:tcPr>
-            <w:tcW w:type="dxa" w:w="2160"/>
-          </w:tcPr>
-          <w:p>
-            <w:r>
-              <w:t>医疗科技</w:t>
-            </w:r>
-          </w:p>
-        </w:tc>
-        <w:tc>
-          <w:tcPr>
-            <w:tcW w:type="dxa" w:w="2160"/>
-          </w:tcPr>
-          <w:p>
-            <w:r>
-              <w:t>688亿</w:t>
-            </w:r>
-          </w:p>
-        </w:tc>
-        <w:tc>
-          <w:tcPr>
-            <w:tcW w:type="dxa" w:w="2160"/>
-          </w:tcPr>
-          <w:p>
-            <w:r>
-              <w:t>11%</w:t>
-            </w:r>
-          </w:p>
-        </w:tc>
-      </w:tr>
-      <w:tr>
-        <w:tc>
-          <w:tcPr>
-            <w:tcW w:type="dxa" w:w="2160"/>
-          </w:tcPr>
-          <w:p>
-            <w:r>
-              <w:t>创亿信息有限公司</w:t>
-            </w:r>
-          </w:p>
-        </w:tc>
-        <w:tc>
-          <w:tcPr>
-            <w:tcW w:type="dxa" w:w="2160"/>
-          </w:tcPr>
-          <w:p>
-            <w:r>
-              <w:t>医疗科技</w:t>
-            </w:r>
-          </w:p>
-        </w:tc>
-        <w:tc>
-          <w:tcPr>
-            <w:tcW w:type="dxa" w:w="2160"/>
-          </w:tcPr>
-          <w:p>
-            <w:r>
-              <w:t>794亿</w:t>
-            </w:r>
-          </w:p>
-        </w:tc>
-        <w:tc>
-          <w:tcPr>
-            <w:tcW w:type="dxa" w:w="2160"/>
-          </w:tcPr>
-          <w:p>
-            <w:r>
-              <w:t>9%</w:t>
-            </w:r>
-          </w:p>
-        </w:tc>
-      </w:tr>
-      <w:tr>
-        <w:tc>
-          <w:tcPr>
-            <w:tcW w:type="dxa" w:w="2160"/>
-          </w:tcPr>
-          <w:p>
-            <w:r>
-              <w:t>立信电子网络有限公司</w:t>
-            </w:r>
-          </w:p>
-        </w:tc>
-        <w:tc>
-          <w:tcPr>
-            <w:tcW w:type="dxa" w:w="2160"/>
-          </w:tcPr>
-          <w:p>
-            <w:r>
-              <w:t>云计算</w:t>
-            </w:r>
-          </w:p>
-        </w:tc>
-        <w:tc>
-          <w:tcPr>
-            <w:tcW w:type="dxa" w:w="2160"/>
-          </w:tcPr>
-          <w:p>
-            <w:r>
-              <w:t>746亿</w:t>
-            </w:r>
-          </w:p>
-        </w:tc>
-        <w:tc>
-          <w:tcPr>
-            <w:tcW w:type="dxa" w:w="2160"/>
-          </w:tcPr>
-          <w:p>
-            <w:r>
-              <w:t>28%</w:t>
-            </w:r>
-          </w:p>
-        </w:tc>
-      </w:tr>
-      <w:tr>
-        <w:tc>
-          <w:tcPr>
-            <w:tcW w:type="dxa" w:w="2160"/>
-          </w:tcPr>
-          <w:p>
-            <w:r>
-              <w:t>昊嘉网络有限公司</w:t>
-            </w:r>
-          </w:p>
-        </w:tc>
-        <w:tc>
-          <w:tcPr>
-            <w:tcW w:type="dxa" w:w="2160"/>
-          </w:tcPr>
-          <w:p>
-            <w:r>
-              <w:t>新能源</w:t>
-            </w:r>
-          </w:p>
-        </w:tc>
-        <w:tc>
-          <w:tcPr>
-            <w:tcW w:type="dxa" w:w="2160"/>
-          </w:tcPr>
-          <w:p>
-            <w:r>
-              <w:t>125亿</w:t>
-            </w:r>
-          </w:p>
-        </w:tc>
-        <w:tc>
-          <w:tcPr>
-            <w:tcW w:type="dxa" w:w="2160"/>
-          </w:tcPr>
-          <w:p>
-            <w:r>
-              <w:t>15%</w:t>
+              <w:t>714亿</w:t>
+            </w:r>
+          </w:p>
+        </w:tc>
+        <w:tc>
+          <w:tcPr>
+            <w:tcW w:type="dxa" w:w="2160"/>
+          </w:tcPr>
+          <w:p>
+            <w:r>
+              <w:t>23%</w:t>
             </w:r>
           </w:p>
         </w:tc>
